--- a/docs/studyguides/conditionalprobability.docx
+++ b/docs/studyguides/conditionalprobability.docx
@@ -52,7 +52,7 @@
         </w:rPr>
         <w:t xml:space="preserve"> </w:t>
       </w:r>
-      <w:hyperlink r:id="rId20">
+      <w:hyperlink r:id="rId9">
         <w:r>
           <w:rPr>
             <w:rStyle w:val="Hyperlink"/>
@@ -70,7 +70,7 @@
         <w:t xml:space="preserve">.</w:t>
       </w:r>
     </w:p>
-    <w:bookmarkStart w:id="21" w:name="introduction"/>
+    <w:bookmarkStart w:id="10" w:name="introduction"/>
     <w:p>
       <w:pPr>
         <w:pStyle w:val="Heading1"/>
@@ -95,8 +95,8 @@
         <w:t xml:space="preserve">It also forms the basis for several key results in statistics, including the multiplication rule, the law of total probability, and Bayes’ theorem. This guide covers the definition of conditional probability, methods for calculating it, ways to test for independence, and highlights the distinction between independent and disjoint events.</w:t>
       </w:r>
     </w:p>
-    <w:bookmarkEnd w:id="21"/>
-    <w:bookmarkStart w:id="34" w:name="conditional-probability"/>
+    <w:bookmarkEnd w:id="10"/>
+    <w:bookmarkStart w:id="23" w:name="conditional-probability"/>
     <w:p>
       <w:pPr>
         <w:pStyle w:val="Heading1"/>
@@ -185,18 +185,18 @@
                 <wp:inline>
                   <wp:extent cx="152400" cy="152400"/>
                   <wp:effectExtent b="0" l="0" r="0" t="0"/>
-                  <wp:docPr descr="" title="" id="23" name="Picture"/>
+                  <wp:docPr descr="" title="" id="12" name="Picture"/>
                   <a:graphic>
                     <a:graphicData uri="http://schemas.openxmlformats.org/drawingml/2006/picture">
                       <pic:pic>
                         <pic:nvPicPr>
-                          <pic:cNvPr descr="/Applications/quarto/share/formats/docx/note.png" id="24" name="Picture"/>
+                          <pic:cNvPr descr="/Applications/quarto/share/formats/docx/note.png" id="13" name="Picture"/>
                           <pic:cNvPicPr>
                             <a:picLocks noChangeArrowheads="1" noChangeAspect="1"/>
                           </pic:cNvPicPr>
                         </pic:nvPicPr>
                         <pic:blipFill>
-                          <a:blip r:embed="rId22"/>
+                          <a:blip r:embed="rId11"/>
                           <a:stretch>
                             <a:fillRect/>
                           </a:stretch>
@@ -284,24 +284,26 @@
             <m:oMath>
               <m:r>
                 <m:rPr>
-                  <m:sty m:val="p"/>
                   <m:scr m:val="double-struck"/>
+                  <m:sty m:val="p"/>
                 </m:rPr>
                 <m:t>P</m:t>
               </m:r>
-              <m:d>
-                <m:dPr>
-                  <m:begChr m:val="("/>
-                  <m:sepChr m:val=""/>
-                  <m:endChr m:val=")"/>
-                  <m:grow/>
-                </m:dPr>
-                <m:e>
-                  <m:r>
-                    <m:t>A</m:t>
-                  </m:r>
-                </m:e>
-              </m:d>
+              <m:r>
+                <m:rPr>
+                  <m:sty m:val="p"/>
+                </m:rPr>
+                <m:t>(</m:t>
+              </m:r>
+              <m:r>
+                <m:t>A</m:t>
+              </m:r>
+              <m:r>
+                <m:rPr>
+                  <m:sty m:val="p"/>
+                </m:rPr>
+                <m:t>)</m:t>
+              </m:r>
               <m:r>
                 <m:rPr>
                   <m:sty m:val="p"/>
@@ -310,24 +312,26 @@
               </m:r>
               <m:r>
                 <m:rPr>
-                  <m:sty m:val="p"/>
                   <m:scr m:val="double-struck"/>
+                  <m:sty m:val="p"/>
                 </m:rPr>
                 <m:t>P</m:t>
               </m:r>
-              <m:d>
-                <m:dPr>
-                  <m:begChr m:val="("/>
-                  <m:sepChr m:val=""/>
-                  <m:endChr m:val=")"/>
-                  <m:grow/>
-                </m:dPr>
-                <m:e>
-                  <m:r>
-                    <m:t>B</m:t>
-                  </m:r>
-                </m:e>
-              </m:d>
+              <m:r>
+                <m:rPr>
+                  <m:sty m:val="p"/>
+                </m:rPr>
+                <m:t>(</m:t>
+              </m:r>
+              <m:r>
+                <m:t>B</m:t>
+              </m:r>
+              <m:r>
+                <m:rPr>
+                  <m:sty m:val="p"/>
+                </m:rPr>
+                <m:t>)</m:t>
+              </m:r>
             </m:oMath>
             <w:r>
               <w:t xml:space="preserve"> </w:t>
@@ -383,33 +387,35 @@
             <m:oMath>
               <m:r>
                 <m:rPr>
-                  <m:sty m:val="p"/>
                   <m:scr m:val="double-struck"/>
+                  <m:sty m:val="p"/>
                 </m:rPr>
                 <m:t>P</m:t>
               </m:r>
-              <m:d>
-                <m:dPr>
-                  <m:begChr m:val="("/>
-                  <m:sepChr m:val=""/>
-                  <m:endChr m:val=")"/>
-                  <m:grow/>
-                </m:dPr>
-                <m:e>
-                  <m:r>
-                    <m:t>A</m:t>
-                  </m:r>
-                  <m:r>
-                    <m:rPr>
-                      <m:sty m:val="p"/>
-                    </m:rPr>
-                    <m:t>∩</m:t>
-                  </m:r>
-                  <m:r>
-                    <m:t>B</m:t>
-                  </m:r>
-                </m:e>
-              </m:d>
+              <m:r>
+                <m:rPr>
+                  <m:sty m:val="p"/>
+                </m:rPr>
+                <m:t>(</m:t>
+              </m:r>
+              <m:r>
+                <m:t>A</m:t>
+              </m:r>
+              <m:r>
+                <m:rPr>
+                  <m:sty m:val="p"/>
+                </m:rPr>
+                <m:t>∩</m:t>
+              </m:r>
+              <m:r>
+                <m:t>B</m:t>
+              </m:r>
+              <m:r>
+                <m:rPr>
+                  <m:sty m:val="p"/>
+                </m:rPr>
+                <m:t>)</m:t>
+              </m:r>
             </m:oMath>
             <w:r>
               <w:t xml:space="preserve"> </w:t>
@@ -426,8 +432,8 @@
             <m:oMath>
               <m:r>
                 <m:rPr>
-                  <m:sty m:val="p"/>
                   <m:scr m:val="double-struck"/>
+                  <m:sty m:val="p"/>
                 </m:rPr>
                 <m:t>P</m:t>
               </m:r>
@@ -506,33 +512,35 @@
             <m:oMath>
               <m:r>
                 <m:rPr>
-                  <m:sty m:val="p"/>
                   <m:scr m:val="double-struck"/>
+                  <m:sty m:val="p"/>
                 </m:rPr>
                 <m:t>P</m:t>
               </m:r>
-              <m:d>
-                <m:dPr>
-                  <m:begChr m:val="("/>
-                  <m:sepChr m:val=""/>
-                  <m:endChr m:val=")"/>
-                  <m:grow/>
-                </m:dPr>
-                <m:e>
-                  <m:r>
-                    <m:t>A</m:t>
-                  </m:r>
-                  <m:r>
-                    <m:rPr>
-                      <m:sty m:val="p"/>
-                    </m:rPr>
-                    <m:t>∣</m:t>
-                  </m:r>
-                  <m:r>
-                    <m:t>B</m:t>
-                  </m:r>
-                </m:e>
-              </m:d>
+              <m:r>
+                <m:rPr>
+                  <m:sty m:val="p"/>
+                </m:rPr>
+                <m:t>(</m:t>
+              </m:r>
+              <m:r>
+                <m:t>A</m:t>
+              </m:r>
+              <m:r>
+                <m:rPr>
+                  <m:sty m:val="p"/>
+                </m:rPr>
+                <m:t>∣</m:t>
+              </m:r>
+              <m:r>
+                <m:t>B</m:t>
+              </m:r>
+              <m:r>
+                <m:rPr>
+                  <m:sty m:val="p"/>
+                </m:rPr>
+                <m:t>)</m:t>
+              </m:r>
             </m:oMath>
             <w:r>
               <w:t xml:space="preserve"> </w:t>
@@ -549,8 +557,8 @@
             <m:oMath>
               <m:r>
                 <m:rPr>
-                  <m:sty m:val="p"/>
                   <m:scr m:val="double-struck"/>
+                  <m:sty m:val="p"/>
                 </m:rPr>
                 <m:t>P</m:t>
               </m:r>
@@ -637,19 +645,59 @@
               <m:oMath>
                 <m:r>
                   <m:rPr>
-                    <m:sty m:val="p"/>
                     <m:scr m:val="double-struck"/>
+                    <m:sty m:val="p"/>
                   </m:rPr>
                   <m:t>P</m:t>
                 </m:r>
-                <m:d>
-                  <m:dPr>
-                    <m:begChr m:val="("/>
-                    <m:sepChr m:val=""/>
-                    <m:endChr m:val=")"/>
-                    <m:grow/>
-                  </m:dPr>
-                  <m:e>
+                <m:r>
+                  <m:rPr>
+                    <m:sty m:val="p"/>
+                  </m:rPr>
+                  <m:t>(</m:t>
+                </m:r>
+                <m:r>
+                  <m:t>A</m:t>
+                </m:r>
+                <m:r>
+                  <m:rPr>
+                    <m:sty m:val="p"/>
+                  </m:rPr>
+                  <m:t>∣</m:t>
+                </m:r>
+                <m:r>
+                  <m:t>B</m:t>
+                </m:r>
+                <m:r>
+                  <m:rPr>
+                    <m:sty m:val="p"/>
+                  </m:rPr>
+                  <m:t>)</m:t>
+                </m:r>
+                <m:r>
+                  <m:rPr>
+                    <m:sty m:val="p"/>
+                  </m:rPr>
+                  <m:t>=</m:t>
+                </m:r>
+                <m:f>
+                  <m:fPr>
+                    <m:type m:val="bar"/>
+                  </m:fPr>
+                  <m:num>
+                    <m:r>
+                      <m:rPr>
+                        <m:scr m:val="double-struck"/>
+                        <m:sty m:val="p"/>
+                      </m:rPr>
+                      <m:t>P</m:t>
+                    </m:r>
+                    <m:r>
+                      <m:rPr>
+                        <m:sty m:val="p"/>
+                      </m:rPr>
+                      <m:t>(</m:t>
+                    </m:r>
                     <m:r>
                       <m:t>A</m:t>
                     </m:r>
@@ -657,75 +705,41 @@
                       <m:rPr>
                         <m:sty m:val="p"/>
                       </m:rPr>
-                      <m:t>∣</m:t>
+                      <m:t>∩</m:t>
                     </m:r>
                     <m:r>
                       <m:t>B</m:t>
                     </m:r>
-                  </m:e>
-                </m:d>
-                <m:r>
-                  <m:rPr>
-                    <m:sty m:val="p"/>
-                  </m:rPr>
-                  <m:t>=</m:t>
-                </m:r>
-                <m:f>
-                  <m:fPr>
-                    <m:type m:val="bar"/>
-                  </m:fPr>
-                  <m:num>
                     <m:r>
                       <m:rPr>
                         <m:sty m:val="p"/>
-                        <m:scr m:val="double-struck"/>
                       </m:rPr>
-                      <m:t>P</m:t>
+                      <m:t>)</m:t>
                     </m:r>
-                    <m:d>
-                      <m:dPr>
-                        <m:begChr m:val="("/>
-                        <m:sepChr m:val=""/>
-                        <m:endChr m:val=")"/>
-                        <m:grow/>
-                      </m:dPr>
-                      <m:e>
-                        <m:r>
-                          <m:t>A</m:t>
-                        </m:r>
-                        <m:r>
-                          <m:rPr>
-                            <m:sty m:val="p"/>
-                          </m:rPr>
-                          <m:t>∩</m:t>
-                        </m:r>
-                        <m:r>
-                          <m:t>B</m:t>
-                        </m:r>
-                      </m:e>
-                    </m:d>
                   </m:num>
                   <m:den>
                     <m:r>
                       <m:rPr>
+                        <m:scr m:val="double-struck"/>
                         <m:sty m:val="p"/>
-                        <m:scr m:val="double-struck"/>
                       </m:rPr>
                       <m:t>P</m:t>
                     </m:r>
-                    <m:d>
-                      <m:dPr>
-                        <m:begChr m:val="("/>
-                        <m:sepChr m:val=""/>
-                        <m:endChr m:val=")"/>
-                        <m:grow/>
-                      </m:dPr>
-                      <m:e>
-                        <m:r>
-                          <m:t>B</m:t>
-                        </m:r>
-                      </m:e>
-                    </m:d>
+                    <m:r>
+                      <m:rPr>
+                        <m:sty m:val="p"/>
+                      </m:rPr>
+                      <m:t>(</m:t>
+                    </m:r>
+                    <m:r>
+                      <m:t>B</m:t>
+                    </m:r>
+                    <m:r>
+                      <m:rPr>
+                        <m:sty m:val="p"/>
+                      </m:rPr>
+                      <m:t>)</m:t>
+                    </m:r>
                   </m:den>
                 </m:f>
                 <m:r>
@@ -845,18 +859,18 @@
                 <wp:inline>
                   <wp:extent cx="152400" cy="152400"/>
                   <wp:effectExtent b="0" l="0" r="0" t="0"/>
-                  <wp:docPr descr="" title="" id="25" name="Picture"/>
+                  <wp:docPr descr="" title="" id="14" name="Picture"/>
                   <a:graphic>
                     <a:graphicData uri="http://schemas.openxmlformats.org/drawingml/2006/picture">
                       <pic:pic>
                         <pic:nvPicPr>
-                          <pic:cNvPr descr="/Applications/quarto/share/formats/docx/note.png" id="26" name="Picture"/>
+                          <pic:cNvPr descr="/Applications/quarto/share/formats/docx/note.png" id="15" name="Picture"/>
                           <pic:cNvPicPr>
                             <a:picLocks noChangeArrowheads="1" noChangeAspect="1"/>
                           </pic:cNvPicPr>
                         </pic:nvPicPr>
                         <pic:blipFill>
-                          <a:blip r:embed="rId22"/>
+                          <a:blip r:embed="rId11"/>
                           <a:stretch>
                             <a:fillRect/>
                           </a:stretch>
@@ -986,18 +1000,18 @@
                 <wp:inline>
                   <wp:extent cx="152400" cy="152400"/>
                   <wp:effectExtent b="0" l="0" r="0" t="0"/>
-                  <wp:docPr descr="" title="" id="28" name="Picture"/>
+                  <wp:docPr descr="" title="" id="17" name="Picture"/>
                   <a:graphic>
                     <a:graphicData uri="http://schemas.openxmlformats.org/drawingml/2006/picture">
                       <pic:pic>
                         <pic:nvPicPr>
-                          <pic:cNvPr descr="/Applications/quarto/share/formats/docx/warning.png" id="29" name="Picture"/>
+                          <pic:cNvPr descr="/Applications/quarto/share/formats/docx/warning.png" id="18" name="Picture"/>
                           <pic:cNvPicPr>
                             <a:picLocks noChangeArrowheads="1" noChangeAspect="1"/>
                           </pic:cNvPicPr>
                         </pic:nvPicPr>
                         <pic:blipFill>
-                          <a:blip r:embed="rId27"/>
+                          <a:blip r:embed="rId16"/>
                           <a:stretch>
                             <a:fillRect/>
                           </a:stretch>
@@ -1062,24 +1076,26 @@
             <m:oMath>
               <m:r>
                 <m:rPr>
-                  <m:sty m:val="p"/>
                   <m:scr m:val="double-struck"/>
+                  <m:sty m:val="p"/>
                 </m:rPr>
                 <m:t>P</m:t>
               </m:r>
-              <m:d>
-                <m:dPr>
-                  <m:begChr m:val="("/>
-                  <m:sepChr m:val=""/>
-                  <m:endChr m:val=")"/>
-                  <m:grow/>
-                </m:dPr>
-                <m:e>
-                  <m:r>
-                    <m:t>B</m:t>
-                  </m:r>
-                </m:e>
-              </m:d>
+              <m:r>
+                <m:rPr>
+                  <m:sty m:val="p"/>
+                </m:rPr>
+                <m:t>(</m:t>
+              </m:r>
+              <m:r>
+                <m:t>B</m:t>
+              </m:r>
+              <m:r>
+                <m:rPr>
+                  <m:sty m:val="p"/>
+                </m:rPr>
+                <m:t>)</m:t>
+              </m:r>
               <m:r>
                 <m:rPr>
                   <m:sty m:val="p"/>
@@ -1155,33 +1171,35 @@
             <m:oMath>
               <m:r>
                 <m:rPr>
-                  <m:sty m:val="p"/>
                   <m:scr m:val="double-struck"/>
+                  <m:sty m:val="p"/>
                 </m:rPr>
                 <m:t>P</m:t>
               </m:r>
-              <m:d>
-                <m:dPr>
-                  <m:begChr m:val="("/>
-                  <m:sepChr m:val=""/>
-                  <m:endChr m:val=")"/>
-                  <m:grow/>
-                </m:dPr>
-                <m:e>
-                  <m:r>
-                    <m:t>A</m:t>
-                  </m:r>
-                  <m:r>
-                    <m:rPr>
-                      <m:sty m:val="p"/>
-                    </m:rPr>
-                    <m:t>∣</m:t>
-                  </m:r>
-                  <m:r>
-                    <m:t>B</m:t>
-                  </m:r>
-                </m:e>
-              </m:d>
+              <m:r>
+                <m:rPr>
+                  <m:sty m:val="p"/>
+                </m:rPr>
+                <m:t>(</m:t>
+              </m:r>
+              <m:r>
+                <m:t>A</m:t>
+              </m:r>
+              <m:r>
+                <m:rPr>
+                  <m:sty m:val="p"/>
+                </m:rPr>
+                <m:t>∣</m:t>
+              </m:r>
+              <m:r>
+                <m:t>B</m:t>
+              </m:r>
+              <m:r>
+                <m:rPr>
+                  <m:sty m:val="p"/>
+                </m:rPr>
+                <m:t>)</m:t>
+              </m:r>
             </m:oMath>
             <w:r>
               <w:t xml:space="preserve"> </w:t>
@@ -1204,7 +1222,7 @@
       <w:r>
         <w:t xml:space="preserve"> </w:t>
       </w:r>
-      <w:hyperlink r:id="rId20">
+      <w:hyperlink r:id="rId9">
         <w:r>
           <w:rPr>
             <w:rStyle w:val="Hyperlink"/>
@@ -1259,18 +1277,18 @@
                 <wp:inline>
                   <wp:extent cx="152400" cy="152400"/>
                   <wp:effectExtent b="0" l="0" r="0" t="0"/>
-                  <wp:docPr descr="" title="" id="30" name="Picture"/>
+                  <wp:docPr descr="" title="" id="19" name="Picture"/>
                   <a:graphic>
                     <a:graphicData uri="http://schemas.openxmlformats.org/drawingml/2006/picture">
                       <pic:pic>
                         <pic:nvPicPr>
-                          <pic:cNvPr descr="/Applications/quarto/share/formats/docx/note.png" id="31" name="Picture"/>
+                          <pic:cNvPr descr="/Applications/quarto/share/formats/docx/note.png" id="20" name="Picture"/>
                           <pic:cNvPicPr>
                             <a:picLocks noChangeArrowheads="1" noChangeAspect="1"/>
                           </pic:cNvPicPr>
                         </pic:nvPicPr>
                         <pic:blipFill>
-                          <a:blip r:embed="rId22"/>
+                          <a:blip r:embed="rId11"/>
                           <a:stretch>
                             <a:fillRect/>
                           </a:stretch>
@@ -1568,47 +1586,49 @@
               <m:oMath>
                 <m:r>
                   <m:rPr>
-                    <m:sty m:val="p"/>
                     <m:scr m:val="double-struck"/>
+                    <m:sty m:val="p"/>
                   </m:rPr>
                   <m:t>P</m:t>
                 </m:r>
-                <m:d>
-                  <m:dPr>
-                    <m:begChr m:val="("/>
-                    <m:sepChr m:val=""/>
-                    <m:endChr m:val=")"/>
-                    <m:grow/>
-                  </m:dPr>
-                  <m:e>
-                    <m:r>
-                      <m:rPr>
-                        <m:nor/>
-                        <m:sty m:val="p"/>
-                        <m:scr m:val="sans-serif"/>
-                      </m:rPr>
-                      <m:t>Even</m:t>
-                    </m:r>
-                    <m:r>
-                      <m:rPr>
-                        <m:sty m:val="p"/>
-                      </m:rPr>
-                      <m:t>∣</m:t>
-                    </m:r>
-                    <m:r>
-                      <m:t>X</m:t>
-                    </m:r>
-                    <m:r>
-                      <m:rPr>
-                        <m:sty m:val="p"/>
-                      </m:rPr>
-                      <m:t>&gt;</m:t>
-                    </m:r>
-                    <m:r>
-                      <m:t>2</m:t>
-                    </m:r>
-                  </m:e>
-                </m:d>
+                <m:r>
+                  <m:rPr>
+                    <m:sty m:val="p"/>
+                  </m:rPr>
+                  <m:t>(</m:t>
+                </m:r>
+                <m:r>
+                  <m:rPr>
+                    <m:nor/>
+                    <m:scr m:val="sans-serif"/>
+                    <m:sty m:val="p"/>
+                  </m:rPr>
+                  <m:t>Even</m:t>
+                </m:r>
+                <m:r>
+                  <m:rPr>
+                    <m:sty m:val="p"/>
+                  </m:rPr>
+                  <m:t>∣</m:t>
+                </m:r>
+                <m:r>
+                  <m:t>X</m:t>
+                </m:r>
+                <m:r>
+                  <m:rPr>
+                    <m:sty m:val="p"/>
+                  </m:rPr>
+                  <m:t>&gt;</m:t>
+                </m:r>
+                <m:r>
+                  <m:t>2</m:t>
+                </m:r>
+                <m:r>
+                  <m:rPr>
+                    <m:sty m:val="p"/>
+                  </m:rPr>
+                  <m:t>)</m:t>
+                </m:r>
                 <m:r>
                   <m:rPr>
                     <m:sty m:val="p"/>
@@ -1622,287 +1642,22 @@
                   <m:num>
                     <m:r>
                       <m:rPr>
+                        <m:scr m:val="double-struck"/>
                         <m:sty m:val="p"/>
-                        <m:scr m:val="double-struck"/>
                       </m:rPr>
                       <m:t>P</m:t>
                     </m:r>
-                    <m:d>
-                      <m:dPr>
-                        <m:begChr m:val="("/>
-                        <m:sepChr m:val=""/>
-                        <m:endChr m:val=")"/>
-                        <m:grow/>
-                      </m:dPr>
-                      <m:e>
-                        <m:r>
-                          <m:rPr>
-                            <m:nor/>
-                            <m:sty m:val="p"/>
-                            <m:scr m:val="sans-serif"/>
-                          </m:rPr>
-                          <m:t>Even</m:t>
-                        </m:r>
-                        <m:r>
-                          <m:rPr>
-                            <m:sty m:val="p"/>
-                          </m:rPr>
-                          <m:t>∩</m:t>
-                        </m:r>
-                        <m:r>
-                          <m:t>X</m:t>
-                        </m:r>
-                        <m:r>
-                          <m:rPr>
-                            <m:sty m:val="p"/>
-                          </m:rPr>
-                          <m:t>&gt;</m:t>
-                        </m:r>
-                        <m:r>
-                          <m:t>2</m:t>
-                        </m:r>
-                      </m:e>
-                    </m:d>
-                  </m:num>
-                  <m:den>
                     <m:r>
                       <m:rPr>
                         <m:sty m:val="p"/>
-                        <m:scr m:val="double-struck"/>
                       </m:rPr>
-                      <m:t>P</m:t>
+                      <m:t>(</m:t>
                     </m:r>
-                    <m:d>
-                      <m:dPr>
-                        <m:begChr m:val="("/>
-                        <m:sepChr m:val=""/>
-                        <m:endChr m:val=")"/>
-                        <m:grow/>
-                      </m:dPr>
-                      <m:e>
-                        <m:r>
-                          <m:t>X</m:t>
-                        </m:r>
-                        <m:r>
-                          <m:rPr>
-                            <m:sty m:val="p"/>
-                          </m:rPr>
-                          <m:t>&gt;</m:t>
-                        </m:r>
-                        <m:r>
-                          <m:t>2</m:t>
-                        </m:r>
-                      </m:e>
-                    </m:d>
-                  </m:den>
-                </m:f>
-                <m:r>
-                  <m:rPr>
-                    <m:sty m:val="p"/>
-                  </m:rPr>
-                  <m:t>.</m:t>
-                </m:r>
-              </m:oMath>
-            </m:oMathPara>
-          </w:p>
-          <w:p>
-            <w:pPr>
-              <w:pStyle w:val="FirstParagraph"/>
-            </w:pPr>
-            <w:r>
-              <w:t xml:space="preserve">You can find the individual probabilities in the fraction to work this out.</w:t>
-            </w:r>
-          </w:p>
-          <w:p>
-            <w:pPr>
-              <w:pStyle w:val="Compact"/>
-              <w:numPr>
-                <w:ilvl w:val="0"/>
-                <w:numId w:val="1002"/>
-              </w:numPr>
-            </w:pPr>
-            <m:oMath>
-              <m:r>
-                <m:rPr>
-                  <m:sty m:val="p"/>
-                  <m:scr m:val="double-struck"/>
-                </m:rPr>
-                <m:t>P</m:t>
-              </m:r>
-              <m:d>
-                <m:dPr>
-                  <m:begChr m:val="("/>
-                  <m:sepChr m:val=""/>
-                  <m:endChr m:val=")"/>
-                  <m:grow/>
-                </m:dPr>
-                <m:e>
-                  <m:r>
-                    <m:rPr>
-                      <m:nor/>
-                      <m:sty m:val="p"/>
-                      <m:scr m:val="sans-serif"/>
-                    </m:rPr>
-                    <m:t>Even and </m:t>
-                  </m:r>
-                  <m:r>
-                    <m:t>X</m:t>
-                  </m:r>
-                  <m:r>
-                    <m:rPr>
-                      <m:sty m:val="p"/>
-                    </m:rPr>
-                    <m:t>&gt;</m:t>
-                  </m:r>
-                  <m:r>
-                    <m:t>2</m:t>
-                  </m:r>
-                </m:e>
-              </m:d>
-            </m:oMath>
-            <w:r>
-              <w:t xml:space="preserve"> </w:t>
-            </w:r>
-            <w:r>
-              <w:t xml:space="preserve">is the probability of rolling an even number above</w:t>
-            </w:r>
-            <w:r>
-              <w:t xml:space="preserve"> </w:t>
-            </w:r>
-            <m:oMath>
-              <m:r>
-                <m:t>2</m:t>
-              </m:r>
-            </m:oMath>
-            <w:r>
-              <w:t xml:space="preserve">, meaning either a</w:t>
-            </w:r>
-            <w:r>
-              <w:t xml:space="preserve"> </w:t>
-            </w:r>
-            <m:oMath>
-              <m:r>
-                <m:t>4</m:t>
-              </m:r>
-            </m:oMath>
-            <w:r>
-              <w:t xml:space="preserve"> </w:t>
-            </w:r>
-            <w:r>
-              <w:t xml:space="preserve">or a</w:t>
-            </w:r>
-            <w:r>
-              <w:t xml:space="preserve"> </w:t>
-            </w:r>
-            <m:oMath>
-              <m:r>
-                <m:t>6</m:t>
-              </m:r>
-            </m:oMath>
-            <w:r>
-              <w:t xml:space="preserve"> </w:t>
-            </w:r>
-            <w:r>
-              <w:t xml:space="preserve">out of a possible outcome set of</w:t>
-            </w:r>
-            <w:r>
-              <w:t xml:space="preserve"> </w:t>
-            </w:r>
-            <m:oMath>
-              <m:r>
-                <m:rPr>
-                  <m:sty m:val="p"/>
-                </m:rPr>
-                <m:t>{</m:t>
-              </m:r>
-              <m:r>
-                <m:t>1</m:t>
-              </m:r>
-              <m:r>
-                <m:rPr>
-                  <m:sty m:val="p"/>
-                </m:rPr>
-                <m:t>,</m:t>
-              </m:r>
-              <m:r>
-                <m:t>2</m:t>
-              </m:r>
-              <m:r>
-                <m:rPr>
-                  <m:sty m:val="p"/>
-                </m:rPr>
-                <m:t>,</m:t>
-              </m:r>
-              <m:r>
-                <m:t>3</m:t>
-              </m:r>
-              <m:r>
-                <m:rPr>
-                  <m:sty m:val="p"/>
-                </m:rPr>
-                <m:t>,</m:t>
-              </m:r>
-              <m:r>
-                <m:t>4</m:t>
-              </m:r>
-              <m:r>
-                <m:rPr>
-                  <m:sty m:val="p"/>
-                </m:rPr>
-                <m:t>,</m:t>
-              </m:r>
-              <m:r>
-                <m:t>5</m:t>
-              </m:r>
-              <m:r>
-                <m:rPr>
-                  <m:sty m:val="p"/>
-                </m:rPr>
-                <m:t>,</m:t>
-              </m:r>
-              <m:r>
-                <m:t>6</m:t>
-              </m:r>
-              <m:r>
-                <m:rPr>
-                  <m:sty m:val="p"/>
-                </m:rPr>
-                <m:t>}</m:t>
-              </m:r>
-            </m:oMath>
-            <w:r>
-              <w:t xml:space="preserve">. So:</w:t>
-            </w:r>
-          </w:p>
-          <w:p>
-            <w:pPr>
-              <w:pStyle w:val="FirstParagraph"/>
-            </w:pPr>
-            <m:oMathPara>
-              <m:oMathParaPr>
-                <m:jc m:val="center"/>
-              </m:oMathParaPr>
-              <m:oMath>
-                <m:r>
-                  <m:rPr>
-                    <m:sty m:val="p"/>
-                    <m:scr m:val="double-struck"/>
-                  </m:rPr>
-                  <m:t>P</m:t>
-                </m:r>
-                <m:d>
-                  <m:dPr>
-                    <m:begChr m:val="("/>
-                    <m:sepChr m:val=""/>
-                    <m:endChr m:val=")"/>
-                    <m:grow/>
-                  </m:dPr>
-                  <m:e>
                     <m:r>
                       <m:rPr>
                         <m:nor/>
+                        <m:scr m:val="sans-serif"/>
                         <m:sty m:val="p"/>
-                        <m:scr m:val="sans-serif"/>
                       </m:rPr>
                       <m:t>Even</m:t>
                     </m:r>
@@ -1924,8 +1679,281 @@
                     <m:r>
                       <m:t>2</m:t>
                     </m:r>
-                  </m:e>
-                </m:d>
+                    <m:r>
+                      <m:rPr>
+                        <m:sty m:val="p"/>
+                      </m:rPr>
+                      <m:t>)</m:t>
+                    </m:r>
+                  </m:num>
+                  <m:den>
+                    <m:r>
+                      <m:rPr>
+                        <m:scr m:val="double-struck"/>
+                        <m:sty m:val="p"/>
+                      </m:rPr>
+                      <m:t>P</m:t>
+                    </m:r>
+                    <m:r>
+                      <m:rPr>
+                        <m:sty m:val="p"/>
+                      </m:rPr>
+                      <m:t>(</m:t>
+                    </m:r>
+                    <m:r>
+                      <m:t>X</m:t>
+                    </m:r>
+                    <m:r>
+                      <m:rPr>
+                        <m:sty m:val="p"/>
+                      </m:rPr>
+                      <m:t>&gt;</m:t>
+                    </m:r>
+                    <m:r>
+                      <m:t>2</m:t>
+                    </m:r>
+                    <m:r>
+                      <m:rPr>
+                        <m:sty m:val="p"/>
+                      </m:rPr>
+                      <m:t>)</m:t>
+                    </m:r>
+                  </m:den>
+                </m:f>
+                <m:r>
+                  <m:rPr>
+                    <m:sty m:val="p"/>
+                  </m:rPr>
+                  <m:t>.</m:t>
+                </m:r>
+              </m:oMath>
+            </m:oMathPara>
+          </w:p>
+          <w:p>
+            <w:pPr>
+              <w:pStyle w:val="FirstParagraph"/>
+            </w:pPr>
+            <w:r>
+              <w:t xml:space="preserve">You can find the individual probabilities in the fraction to work this out.</w:t>
+            </w:r>
+          </w:p>
+          <w:p>
+            <w:pPr>
+              <w:pStyle w:val="Compact"/>
+              <w:numPr>
+                <w:ilvl w:val="0"/>
+                <w:numId w:val="1002"/>
+              </w:numPr>
+            </w:pPr>
+            <m:oMath>
+              <m:r>
+                <m:rPr>
+                  <m:scr m:val="double-struck"/>
+                  <m:sty m:val="p"/>
+                </m:rPr>
+                <m:t>P</m:t>
+              </m:r>
+              <m:r>
+                <m:rPr>
+                  <m:sty m:val="p"/>
+                </m:rPr>
+                <m:t>(</m:t>
+              </m:r>
+              <m:r>
+                <m:rPr>
+                  <m:nor/>
+                  <m:scr m:val="sans-serif"/>
+                  <m:sty m:val="p"/>
+                </m:rPr>
+                <m:t>Even and </m:t>
+              </m:r>
+              <m:r>
+                <m:t>X</m:t>
+              </m:r>
+              <m:r>
+                <m:rPr>
+                  <m:sty m:val="p"/>
+                </m:rPr>
+                <m:t>&gt;</m:t>
+              </m:r>
+              <m:r>
+                <m:t>2</m:t>
+              </m:r>
+              <m:r>
+                <m:rPr>
+                  <m:sty m:val="p"/>
+                </m:rPr>
+                <m:t>)</m:t>
+              </m:r>
+            </m:oMath>
+            <w:r>
+              <w:t xml:space="preserve"> </w:t>
+            </w:r>
+            <w:r>
+              <w:t xml:space="preserve">is the probability of rolling an even number above</w:t>
+            </w:r>
+            <w:r>
+              <w:t xml:space="preserve"> </w:t>
+            </w:r>
+            <m:oMath>
+              <m:r>
+                <m:t>2</m:t>
+              </m:r>
+            </m:oMath>
+            <w:r>
+              <w:t xml:space="preserve">, meaning either a</w:t>
+            </w:r>
+            <w:r>
+              <w:t xml:space="preserve"> </w:t>
+            </w:r>
+            <m:oMath>
+              <m:r>
+                <m:t>4</m:t>
+              </m:r>
+            </m:oMath>
+            <w:r>
+              <w:t xml:space="preserve"> </w:t>
+            </w:r>
+            <w:r>
+              <w:t xml:space="preserve">or a</w:t>
+            </w:r>
+            <w:r>
+              <w:t xml:space="preserve"> </w:t>
+            </w:r>
+            <m:oMath>
+              <m:r>
+                <m:t>6</m:t>
+              </m:r>
+            </m:oMath>
+            <w:r>
+              <w:t xml:space="preserve"> </w:t>
+            </w:r>
+            <w:r>
+              <w:t xml:space="preserve">out of a possible outcome set of</w:t>
+            </w:r>
+            <w:r>
+              <w:t xml:space="preserve"> </w:t>
+            </w:r>
+            <m:oMath>
+              <m:r>
+                <m:rPr>
+                  <m:sty m:val="p"/>
+                </m:rPr>
+                <m:t>{</m:t>
+              </m:r>
+              <m:r>
+                <m:t>1</m:t>
+              </m:r>
+              <m:r>
+                <m:rPr>
+                  <m:sty m:val="p"/>
+                </m:rPr>
+                <m:t>,</m:t>
+              </m:r>
+              <m:r>
+                <m:t>2</m:t>
+              </m:r>
+              <m:r>
+                <m:rPr>
+                  <m:sty m:val="p"/>
+                </m:rPr>
+                <m:t>,</m:t>
+              </m:r>
+              <m:r>
+                <m:t>3</m:t>
+              </m:r>
+              <m:r>
+                <m:rPr>
+                  <m:sty m:val="p"/>
+                </m:rPr>
+                <m:t>,</m:t>
+              </m:r>
+              <m:r>
+                <m:t>4</m:t>
+              </m:r>
+              <m:r>
+                <m:rPr>
+                  <m:sty m:val="p"/>
+                </m:rPr>
+                <m:t>,</m:t>
+              </m:r>
+              <m:r>
+                <m:t>5</m:t>
+              </m:r>
+              <m:r>
+                <m:rPr>
+                  <m:sty m:val="p"/>
+                </m:rPr>
+                <m:t>,</m:t>
+              </m:r>
+              <m:r>
+                <m:t>6</m:t>
+              </m:r>
+              <m:r>
+                <m:rPr>
+                  <m:sty m:val="p"/>
+                </m:rPr>
+                <m:t>}</m:t>
+              </m:r>
+            </m:oMath>
+            <w:r>
+              <w:t xml:space="preserve">. So:</w:t>
+            </w:r>
+          </w:p>
+          <w:p>
+            <w:pPr>
+              <w:pStyle w:val="FirstParagraph"/>
+            </w:pPr>
+            <m:oMathPara>
+              <m:oMathParaPr>
+                <m:jc m:val="center"/>
+              </m:oMathParaPr>
+              <m:oMath>
+                <m:r>
+                  <m:rPr>
+                    <m:scr m:val="double-struck"/>
+                    <m:sty m:val="p"/>
+                  </m:rPr>
+                  <m:t>P</m:t>
+                </m:r>
+                <m:r>
+                  <m:rPr>
+                    <m:sty m:val="p"/>
+                  </m:rPr>
+                  <m:t>(</m:t>
+                </m:r>
+                <m:r>
+                  <m:rPr>
+                    <m:nor/>
+                    <m:scr m:val="sans-serif"/>
+                    <m:sty m:val="p"/>
+                  </m:rPr>
+                  <m:t>Even</m:t>
+                </m:r>
+                <m:r>
+                  <m:rPr>
+                    <m:sty m:val="p"/>
+                  </m:rPr>
+                  <m:t>∩</m:t>
+                </m:r>
+                <m:r>
+                  <m:t>X</m:t>
+                </m:r>
+                <m:r>
+                  <m:rPr>
+                    <m:sty m:val="p"/>
+                  </m:rPr>
+                  <m:t>&gt;</m:t>
+                </m:r>
+                <m:r>
+                  <m:t>2</m:t>
+                </m:r>
+                <m:r>
+                  <m:rPr>
+                    <m:sty m:val="p"/>
+                  </m:rPr>
+                  <m:t>)</m:t>
+                </m:r>
                 <m:r>
                   <m:rPr>
                     <m:sty m:val="p"/>
@@ -1967,33 +1995,35 @@
             <m:oMath>
               <m:r>
                 <m:rPr>
-                  <m:sty m:val="p"/>
                   <m:scr m:val="double-struck"/>
+                  <m:sty m:val="p"/>
                 </m:rPr>
                 <m:t>P</m:t>
               </m:r>
-              <m:d>
-                <m:dPr>
-                  <m:begChr m:val="("/>
-                  <m:sepChr m:val=""/>
-                  <m:endChr m:val=")"/>
-                  <m:grow/>
-                </m:dPr>
-                <m:e>
-                  <m:r>
-                    <m:t>X</m:t>
-                  </m:r>
-                  <m:r>
-                    <m:rPr>
-                      <m:sty m:val="p"/>
-                    </m:rPr>
-                    <m:t>&gt;</m:t>
-                  </m:r>
-                  <m:r>
-                    <m:t>2</m:t>
-                  </m:r>
-                </m:e>
-              </m:d>
+              <m:r>
+                <m:rPr>
+                  <m:sty m:val="p"/>
+                </m:rPr>
+                <m:t>(</m:t>
+              </m:r>
+              <m:r>
+                <m:t>X</m:t>
+              </m:r>
+              <m:r>
+                <m:rPr>
+                  <m:sty m:val="p"/>
+                </m:rPr>
+                <m:t>&gt;</m:t>
+              </m:r>
+              <m:r>
+                <m:t>2</m:t>
+              </m:r>
+              <m:r>
+                <m:rPr>
+                  <m:sty m:val="p"/>
+                </m:rPr>
+                <m:t>)</m:t>
+              </m:r>
             </m:oMath>
             <w:r>
               <w:t xml:space="preserve"> </w:t>
@@ -2144,33 +2174,35 @@
               <m:oMath>
                 <m:r>
                   <m:rPr>
-                    <m:sty m:val="p"/>
                     <m:scr m:val="double-struck"/>
+                    <m:sty m:val="p"/>
                   </m:rPr>
                   <m:t>P</m:t>
                 </m:r>
-                <m:d>
-                  <m:dPr>
-                    <m:begChr m:val="("/>
-                    <m:sepChr m:val=""/>
-                    <m:endChr m:val=")"/>
-                    <m:grow/>
-                  </m:dPr>
-                  <m:e>
-                    <m:r>
-                      <m:t>X</m:t>
-                    </m:r>
-                    <m:r>
-                      <m:rPr>
-                        <m:sty m:val="p"/>
-                      </m:rPr>
-                      <m:t>&gt;</m:t>
-                    </m:r>
-                    <m:r>
-                      <m:t>2</m:t>
-                    </m:r>
-                  </m:e>
-                </m:d>
+                <m:r>
+                  <m:rPr>
+                    <m:sty m:val="p"/>
+                  </m:rPr>
+                  <m:t>(</m:t>
+                </m:r>
+                <m:r>
+                  <m:t>X</m:t>
+                </m:r>
+                <m:r>
+                  <m:rPr>
+                    <m:sty m:val="p"/>
+                  </m:rPr>
+                  <m:t>&gt;</m:t>
+                </m:r>
+                <m:r>
+                  <m:t>2</m:t>
+                </m:r>
+                <m:r>
+                  <m:rPr>
+                    <m:sty m:val="p"/>
+                  </m:rPr>
+                  <m:t>)</m:t>
+                </m:r>
                 <m:r>
                   <m:rPr>
                     <m:sty m:val="p"/>
@@ -2222,47 +2254,49 @@
               <m:oMath>
                 <m:r>
                   <m:rPr>
-                    <m:sty m:val="p"/>
                     <m:scr m:val="double-struck"/>
+                    <m:sty m:val="p"/>
                   </m:rPr>
                   <m:t>P</m:t>
                 </m:r>
-                <m:d>
-                  <m:dPr>
-                    <m:begChr m:val="("/>
-                    <m:sepChr m:val=""/>
-                    <m:endChr m:val=")"/>
-                    <m:grow/>
-                  </m:dPr>
-                  <m:e>
-                    <m:r>
-                      <m:rPr>
-                        <m:nor/>
-                        <m:sty m:val="p"/>
-                        <m:scr m:val="sans-serif"/>
-                      </m:rPr>
-                      <m:t>Even</m:t>
-                    </m:r>
-                    <m:r>
-                      <m:rPr>
-                        <m:sty m:val="p"/>
-                      </m:rPr>
-                      <m:t>∣</m:t>
-                    </m:r>
-                    <m:r>
-                      <m:t>X</m:t>
-                    </m:r>
-                    <m:r>
-                      <m:rPr>
-                        <m:sty m:val="p"/>
-                      </m:rPr>
-                      <m:t>&gt;</m:t>
-                    </m:r>
-                    <m:r>
-                      <m:t>2</m:t>
-                    </m:r>
-                  </m:e>
-                </m:d>
+                <m:r>
+                  <m:rPr>
+                    <m:sty m:val="p"/>
+                  </m:rPr>
+                  <m:t>(</m:t>
+                </m:r>
+                <m:r>
+                  <m:rPr>
+                    <m:nor/>
+                    <m:scr m:val="sans-serif"/>
+                    <m:sty m:val="p"/>
+                  </m:rPr>
+                  <m:t>Even</m:t>
+                </m:r>
+                <m:r>
+                  <m:rPr>
+                    <m:sty m:val="p"/>
+                  </m:rPr>
+                  <m:t>∣</m:t>
+                </m:r>
+                <m:r>
+                  <m:t>X</m:t>
+                </m:r>
+                <m:r>
+                  <m:rPr>
+                    <m:sty m:val="p"/>
+                  </m:rPr>
+                  <m:t>&gt;</m:t>
+                </m:r>
+                <m:r>
+                  <m:t>2</m:t>
+                </m:r>
+                <m:r>
+                  <m:rPr>
+                    <m:sty m:val="p"/>
+                  </m:rPr>
+                  <m:t>)</m:t>
+                </m:r>
                 <m:r>
                   <m:rPr>
                     <m:sty m:val="p"/>
@@ -2406,18 +2440,18 @@
                 <wp:inline>
                   <wp:extent cx="152400" cy="152400"/>
                   <wp:effectExtent b="0" l="0" r="0" t="0"/>
-                  <wp:docPr descr="" title="" id="32" name="Picture"/>
+                  <wp:docPr descr="" title="" id="21" name="Picture"/>
                   <a:graphic>
                     <a:graphicData uri="http://schemas.openxmlformats.org/drawingml/2006/picture">
                       <pic:pic>
                         <pic:nvPicPr>
-                          <pic:cNvPr descr="/Applications/quarto/share/formats/docx/note.png" id="33" name="Picture"/>
+                          <pic:cNvPr descr="/Applications/quarto/share/formats/docx/note.png" id="22" name="Picture"/>
                           <pic:cNvPicPr>
                             <a:picLocks noChangeArrowheads="1" noChangeAspect="1"/>
                           </pic:cNvPicPr>
                         </pic:nvPicPr>
                         <pic:blipFill>
-                          <a:blip r:embed="rId22"/>
+                          <a:blip r:embed="rId11"/>
                           <a:stretch>
                             <a:fillRect/>
                           </a:stretch>
@@ -2537,43 +2571,45 @@
               <m:oMath>
                 <m:r>
                   <m:rPr>
-                    <m:sty m:val="p"/>
                     <m:scr m:val="double-struck"/>
+                    <m:sty m:val="p"/>
                   </m:rPr>
                   <m:t>P</m:t>
                 </m:r>
-                <m:d>
-                  <m:dPr>
-                    <m:begChr m:val="("/>
-                    <m:sepChr m:val=""/>
-                    <m:endChr m:val=")"/>
-                    <m:grow/>
-                  </m:dPr>
-                  <m:e>
-                    <m:r>
-                      <m:rPr>
-                        <m:nor/>
-                        <m:sty m:val="p"/>
-                        <m:scr m:val="sans-serif"/>
-                      </m:rPr>
-                      <m:t>King</m:t>
-                    </m:r>
-                    <m:r>
-                      <m:rPr>
-                        <m:sty m:val="p"/>
-                      </m:rPr>
-                      <m:t>∣</m:t>
-                    </m:r>
-                    <m:r>
-                      <m:rPr>
-                        <m:nor/>
-                        <m:sty m:val="p"/>
-                        <m:scr m:val="sans-serif"/>
-                      </m:rPr>
-                      <m:t>Face card</m:t>
-                    </m:r>
-                  </m:e>
-                </m:d>
+                <m:r>
+                  <m:rPr>
+                    <m:sty m:val="p"/>
+                  </m:rPr>
+                  <m:t>(</m:t>
+                </m:r>
+                <m:r>
+                  <m:rPr>
+                    <m:nor/>
+                    <m:scr m:val="sans-serif"/>
+                    <m:sty m:val="p"/>
+                  </m:rPr>
+                  <m:t>King</m:t>
+                </m:r>
+                <m:r>
+                  <m:rPr>
+                    <m:sty m:val="p"/>
+                  </m:rPr>
+                  <m:t>∣</m:t>
+                </m:r>
+                <m:r>
+                  <m:rPr>
+                    <m:nor/>
+                    <m:scr m:val="sans-serif"/>
+                    <m:sty m:val="p"/>
+                  </m:rPr>
+                  <m:t>Face card</m:t>
+                </m:r>
+                <m:r>
+                  <m:rPr>
+                    <m:sty m:val="p"/>
+                  </m:rPr>
+                  <m:t>)</m:t>
+                </m:r>
                 <m:r>
                   <m:rPr>
                     <m:sty m:val="p"/>
@@ -2587,174 +2623,22 @@
                   <m:num>
                     <m:r>
                       <m:rPr>
+                        <m:scr m:val="double-struck"/>
                         <m:sty m:val="p"/>
-                        <m:scr m:val="double-struck"/>
                       </m:rPr>
                       <m:t>P</m:t>
                     </m:r>
-                    <m:d>
-                      <m:dPr>
-                        <m:begChr m:val="("/>
-                        <m:sepChr m:val=""/>
-                        <m:endChr m:val=")"/>
-                        <m:grow/>
-                      </m:dPr>
-                      <m:e>
-                        <m:r>
-                          <m:rPr>
-                            <m:nor/>
-                            <m:sty m:val="p"/>
-                            <m:scr m:val="sans-serif"/>
-                          </m:rPr>
-                          <m:t>King</m:t>
-                        </m:r>
-                        <m:r>
-                          <m:rPr>
-                            <m:sty m:val="p"/>
-                          </m:rPr>
-                          <m:t>∩</m:t>
-                        </m:r>
-                        <m:r>
-                          <m:rPr>
-                            <m:nor/>
-                            <m:sty m:val="p"/>
-                            <m:scr m:val="sans-serif"/>
-                          </m:rPr>
-                          <m:t>Face card</m:t>
-                        </m:r>
-                      </m:e>
-                    </m:d>
-                  </m:num>
-                  <m:den>
                     <m:r>
                       <m:rPr>
                         <m:sty m:val="p"/>
-                        <m:scr m:val="double-struck"/>
                       </m:rPr>
-                      <m:t>P</m:t>
+                      <m:t>(</m:t>
                     </m:r>
-                    <m:d>
-                      <m:dPr>
-                        <m:begChr m:val="("/>
-                        <m:sepChr m:val=""/>
-                        <m:endChr m:val=")"/>
-                        <m:grow/>
-                      </m:dPr>
-                      <m:e>
-                        <m:r>
-                          <m:rPr>
-                            <m:nor/>
-                            <m:sty m:val="p"/>
-                            <m:scr m:val="sans-serif"/>
-                          </m:rPr>
-                          <m:t>Face card</m:t>
-                        </m:r>
-                      </m:e>
-                    </m:d>
-                  </m:den>
-                </m:f>
-                <m:r>
-                  <m:rPr>
-                    <m:sty m:val="p"/>
-                  </m:rPr>
-                  <m:t>.</m:t>
-                </m:r>
-              </m:oMath>
-            </m:oMathPara>
-          </w:p>
-          <w:p>
-            <w:pPr>
-              <w:pStyle w:val="FirstParagraph"/>
-            </w:pPr>
-            <w:r>
-              <w:t xml:space="preserve">First, you can find the individual probabilities:</w:t>
-            </w:r>
-          </w:p>
-          <w:p>
-            <w:pPr>
-              <w:pStyle w:val="Compact"/>
-              <w:numPr>
-                <w:ilvl w:val="0"/>
-                <w:numId w:val="1004"/>
-              </w:numPr>
-            </w:pPr>
-            <m:oMath>
-              <m:r>
-                <m:rPr>
-                  <m:sty m:val="p"/>
-                  <m:scr m:val="double-struck"/>
-                </m:rPr>
-                <m:t>P</m:t>
-              </m:r>
-              <m:d>
-                <m:dPr>
-                  <m:begChr m:val="("/>
-                  <m:sepChr m:val=""/>
-                  <m:endChr m:val=")"/>
-                  <m:grow/>
-                </m:dPr>
-                <m:e>
-                  <m:r>
-                    <m:rPr>
-                      <m:nor/>
-                      <m:sty m:val="p"/>
-                      <m:scr m:val="sans-serif"/>
-                    </m:rPr>
-                    <m:t>King and Face card</m:t>
-                  </m:r>
-                </m:e>
-              </m:d>
-            </m:oMath>
-            <w:r>
-              <w:t xml:space="preserve"> </w:t>
-            </w:r>
-            <w:r>
-              <w:t xml:space="preserve">is the probability that the card is a King, since every King is also a face card. Since there are</w:t>
-            </w:r>
-            <w:r>
-              <w:t xml:space="preserve"> </w:t>
-            </w:r>
-            <m:oMath>
-              <m:r>
-                <m:t>4</m:t>
-              </m:r>
-            </m:oMath>
-            <w:r>
-              <w:t xml:space="preserve"> </w:t>
-            </w:r>
-            <w:r>
-              <w:t xml:space="preserve">Kings in the deck:</w:t>
-            </w:r>
-          </w:p>
-          <w:p>
-            <w:pPr>
-              <w:pStyle w:val="FirstParagraph"/>
-            </w:pPr>
-            <m:oMathPara>
-              <m:oMathParaPr>
-                <m:jc m:val="center"/>
-              </m:oMathParaPr>
-              <m:oMath>
-                <m:r>
-                  <m:rPr>
-                    <m:sty m:val="p"/>
-                    <m:scr m:val="double-struck"/>
-                  </m:rPr>
-                  <m:t>P</m:t>
-                </m:r>
-                <m:d>
-                  <m:dPr>
-                    <m:begChr m:val="("/>
-                    <m:sepChr m:val=""/>
-                    <m:endChr m:val=")"/>
-                    <m:grow/>
-                  </m:dPr>
-                  <m:e>
                     <m:r>
                       <m:rPr>
                         <m:nor/>
+                        <m:scr m:val="sans-serif"/>
                         <m:sty m:val="p"/>
-                        <m:scr m:val="sans-serif"/>
                       </m:rPr>
                       <m:t>King</m:t>
                     </m:r>
@@ -2767,13 +2651,173 @@
                     <m:r>
                       <m:rPr>
                         <m:nor/>
+                        <m:scr m:val="sans-serif"/>
                         <m:sty m:val="p"/>
-                        <m:scr m:val="sans-serif"/>
                       </m:rPr>
                       <m:t>Face card</m:t>
                     </m:r>
-                  </m:e>
-                </m:d>
+                    <m:r>
+                      <m:rPr>
+                        <m:sty m:val="p"/>
+                      </m:rPr>
+                      <m:t>)</m:t>
+                    </m:r>
+                  </m:num>
+                  <m:den>
+                    <m:r>
+                      <m:rPr>
+                        <m:scr m:val="double-struck"/>
+                        <m:sty m:val="p"/>
+                      </m:rPr>
+                      <m:t>P</m:t>
+                    </m:r>
+                    <m:r>
+                      <m:rPr>
+                        <m:sty m:val="p"/>
+                      </m:rPr>
+                      <m:t>(</m:t>
+                    </m:r>
+                    <m:r>
+                      <m:rPr>
+                        <m:nor/>
+                        <m:scr m:val="sans-serif"/>
+                        <m:sty m:val="p"/>
+                      </m:rPr>
+                      <m:t>Face card</m:t>
+                    </m:r>
+                    <m:r>
+                      <m:rPr>
+                        <m:sty m:val="p"/>
+                      </m:rPr>
+                      <m:t>)</m:t>
+                    </m:r>
+                  </m:den>
+                </m:f>
+                <m:r>
+                  <m:rPr>
+                    <m:sty m:val="p"/>
+                  </m:rPr>
+                  <m:t>.</m:t>
+                </m:r>
+              </m:oMath>
+            </m:oMathPara>
+          </w:p>
+          <w:p>
+            <w:pPr>
+              <w:pStyle w:val="FirstParagraph"/>
+            </w:pPr>
+            <w:r>
+              <w:t xml:space="preserve">First, you can find the individual probabilities:</w:t>
+            </w:r>
+          </w:p>
+          <w:p>
+            <w:pPr>
+              <w:pStyle w:val="Compact"/>
+              <w:numPr>
+                <w:ilvl w:val="0"/>
+                <w:numId w:val="1004"/>
+              </w:numPr>
+            </w:pPr>
+            <m:oMath>
+              <m:r>
+                <m:rPr>
+                  <m:scr m:val="double-struck"/>
+                  <m:sty m:val="p"/>
+                </m:rPr>
+                <m:t>P</m:t>
+              </m:r>
+              <m:r>
+                <m:rPr>
+                  <m:sty m:val="p"/>
+                </m:rPr>
+                <m:t>(</m:t>
+              </m:r>
+              <m:r>
+                <m:rPr>
+                  <m:nor/>
+                  <m:scr m:val="sans-serif"/>
+                  <m:sty m:val="p"/>
+                </m:rPr>
+                <m:t>King and Face card</m:t>
+              </m:r>
+              <m:r>
+                <m:rPr>
+                  <m:sty m:val="p"/>
+                </m:rPr>
+                <m:t>)</m:t>
+              </m:r>
+            </m:oMath>
+            <w:r>
+              <w:t xml:space="preserve"> </w:t>
+            </w:r>
+            <w:r>
+              <w:t xml:space="preserve">is the probability that the card is a King, since every King is also a face card. Since there are</w:t>
+            </w:r>
+            <w:r>
+              <w:t xml:space="preserve"> </w:t>
+            </w:r>
+            <m:oMath>
+              <m:r>
+                <m:t>4</m:t>
+              </m:r>
+            </m:oMath>
+            <w:r>
+              <w:t xml:space="preserve"> </w:t>
+            </w:r>
+            <w:r>
+              <w:t xml:space="preserve">Kings in the deck:</w:t>
+            </w:r>
+          </w:p>
+          <w:p>
+            <w:pPr>
+              <w:pStyle w:val="FirstParagraph"/>
+            </w:pPr>
+            <m:oMathPara>
+              <m:oMathParaPr>
+                <m:jc m:val="center"/>
+              </m:oMathParaPr>
+              <m:oMath>
+                <m:r>
+                  <m:rPr>
+                    <m:scr m:val="double-struck"/>
+                    <m:sty m:val="p"/>
+                  </m:rPr>
+                  <m:t>P</m:t>
+                </m:r>
+                <m:r>
+                  <m:rPr>
+                    <m:sty m:val="p"/>
+                  </m:rPr>
+                  <m:t>(</m:t>
+                </m:r>
+                <m:r>
+                  <m:rPr>
+                    <m:nor/>
+                    <m:scr m:val="sans-serif"/>
+                    <m:sty m:val="p"/>
+                  </m:rPr>
+                  <m:t>King</m:t>
+                </m:r>
+                <m:r>
+                  <m:rPr>
+                    <m:sty m:val="p"/>
+                  </m:rPr>
+                  <m:t>∩</m:t>
+                </m:r>
+                <m:r>
+                  <m:rPr>
+                    <m:nor/>
+                    <m:scr m:val="sans-serif"/>
+                    <m:sty m:val="p"/>
+                  </m:rPr>
+                  <m:t>Face card</m:t>
+                </m:r>
+                <m:r>
+                  <m:rPr>
+                    <m:sty m:val="p"/>
+                  </m:rPr>
+                  <m:t>)</m:t>
+                </m:r>
                 <m:r>
                   <m:rPr>
                     <m:sty m:val="p"/>
@@ -2815,29 +2859,31 @@
             <m:oMath>
               <m:r>
                 <m:rPr>
-                  <m:sty m:val="p"/>
                   <m:scr m:val="double-struck"/>
+                  <m:sty m:val="p"/>
                 </m:rPr>
                 <m:t>P</m:t>
               </m:r>
-              <m:d>
-                <m:dPr>
-                  <m:begChr m:val="("/>
-                  <m:sepChr m:val=""/>
-                  <m:endChr m:val=")"/>
-                  <m:grow/>
-                </m:dPr>
-                <m:e>
-                  <m:r>
-                    <m:rPr>
-                      <m:nor/>
-                      <m:sty m:val="p"/>
-                      <m:scr m:val="sans-serif"/>
-                    </m:rPr>
-                    <m:t>Face card</m:t>
-                  </m:r>
-                </m:e>
-              </m:d>
+              <m:r>
+                <m:rPr>
+                  <m:sty m:val="p"/>
+                </m:rPr>
+                <m:t>(</m:t>
+              </m:r>
+              <m:r>
+                <m:rPr>
+                  <m:nor/>
+                  <m:scr m:val="sans-serif"/>
+                  <m:sty m:val="p"/>
+                </m:rPr>
+                <m:t>Face card</m:t>
+              </m:r>
+              <m:r>
+                <m:rPr>
+                  <m:sty m:val="p"/>
+                </m:rPr>
+                <m:t>)</m:t>
+              </m:r>
             </m:oMath>
             <w:r>
               <w:t xml:space="preserve"> </w:t>
@@ -2871,29 +2917,31 @@
               <m:oMath>
                 <m:r>
                   <m:rPr>
-                    <m:sty m:val="p"/>
                     <m:scr m:val="double-struck"/>
+                    <m:sty m:val="p"/>
                   </m:rPr>
                   <m:t>P</m:t>
                 </m:r>
-                <m:d>
-                  <m:dPr>
-                    <m:begChr m:val="("/>
-                    <m:sepChr m:val=""/>
-                    <m:endChr m:val=")"/>
-                    <m:grow/>
-                  </m:dPr>
-                  <m:e>
-                    <m:r>
-                      <m:rPr>
-                        <m:nor/>
-                        <m:sty m:val="p"/>
-                        <m:scr m:val="sans-serif"/>
-                      </m:rPr>
-                      <m:t>Face card</m:t>
-                    </m:r>
-                  </m:e>
-                </m:d>
+                <m:r>
+                  <m:rPr>
+                    <m:sty m:val="p"/>
+                  </m:rPr>
+                  <m:t>(</m:t>
+                </m:r>
+                <m:r>
+                  <m:rPr>
+                    <m:nor/>
+                    <m:scr m:val="sans-serif"/>
+                    <m:sty m:val="p"/>
+                  </m:rPr>
+                  <m:t>Face card</m:t>
+                </m:r>
+                <m:r>
+                  <m:rPr>
+                    <m:sty m:val="p"/>
+                  </m:rPr>
+                  <m:t>)</m:t>
+                </m:r>
                 <m:r>
                   <m:rPr>
                     <m:sty m:val="p"/>
@@ -2943,43 +2991,45 @@
               <m:oMath>
                 <m:r>
                   <m:rPr>
-                    <m:sty m:val="p"/>
                     <m:scr m:val="double-struck"/>
+                    <m:sty m:val="p"/>
                   </m:rPr>
                   <m:t>P</m:t>
                 </m:r>
-                <m:d>
-                  <m:dPr>
-                    <m:begChr m:val="("/>
-                    <m:sepChr m:val=""/>
-                    <m:endChr m:val=")"/>
-                    <m:grow/>
-                  </m:dPr>
-                  <m:e>
-                    <m:r>
-                      <m:rPr>
-                        <m:nor/>
-                        <m:sty m:val="p"/>
-                        <m:scr m:val="sans-serif"/>
-                      </m:rPr>
-                      <m:t>King</m:t>
-                    </m:r>
-                    <m:r>
-                      <m:rPr>
-                        <m:sty m:val="p"/>
-                      </m:rPr>
-                      <m:t>∣</m:t>
-                    </m:r>
-                    <m:r>
-                      <m:rPr>
-                        <m:nor/>
-                        <m:sty m:val="p"/>
-                        <m:scr m:val="sans-serif"/>
-                      </m:rPr>
-                      <m:t>Face card</m:t>
-                    </m:r>
-                  </m:e>
-                </m:d>
+                <m:r>
+                  <m:rPr>
+                    <m:sty m:val="p"/>
+                  </m:rPr>
+                  <m:t>(</m:t>
+                </m:r>
+                <m:r>
+                  <m:rPr>
+                    <m:nor/>
+                    <m:scr m:val="sans-serif"/>
+                    <m:sty m:val="p"/>
+                  </m:rPr>
+                  <m:t>King</m:t>
+                </m:r>
+                <m:r>
+                  <m:rPr>
+                    <m:sty m:val="p"/>
+                  </m:rPr>
+                  <m:t>∣</m:t>
+                </m:r>
+                <m:r>
+                  <m:rPr>
+                    <m:nor/>
+                    <m:scr m:val="sans-serif"/>
+                    <m:sty m:val="p"/>
+                  </m:rPr>
+                  <m:t>Face card</m:t>
+                </m:r>
+                <m:r>
+                  <m:rPr>
+                    <m:sty m:val="p"/>
+                  </m:rPr>
+                  <m:t>)</m:t>
+                </m:r>
                 <m:r>
                   <m:rPr>
                     <m:sty m:val="p"/>
@@ -3107,8 +3157,8 @@
         </w:tc>
       </w:tr>
     </w:tbl>
-    <w:bookmarkEnd w:id="34"/>
-    <w:bookmarkStart w:id="42" w:name="multiplication-rule"/>
+    <w:bookmarkEnd w:id="23"/>
+    <w:bookmarkStart w:id="31" w:name="multiplication-rule"/>
     <w:p>
       <w:pPr>
         <w:pStyle w:val="Heading1"/>
@@ -3190,18 +3240,18 @@
                 <wp:inline>
                   <wp:extent cx="152400" cy="152400"/>
                   <wp:effectExtent b="0" l="0" r="0" t="0"/>
-                  <wp:docPr descr="" title="" id="35" name="Picture"/>
+                  <wp:docPr descr="" title="" id="24" name="Picture"/>
                   <a:graphic>
                     <a:graphicData uri="http://schemas.openxmlformats.org/drawingml/2006/picture">
                       <pic:pic>
                         <pic:nvPicPr>
-                          <pic:cNvPr descr="/Applications/quarto/share/formats/docx/note.png" id="36" name="Picture"/>
+                          <pic:cNvPr descr="/Applications/quarto/share/formats/docx/note.png" id="25" name="Picture"/>
                           <pic:cNvPicPr>
                             <a:picLocks noChangeArrowheads="1" noChangeAspect="1"/>
                           </pic:cNvPicPr>
                         </pic:nvPicPr>
                         <pic:blipFill>
-                          <a:blip r:embed="rId22"/>
+                          <a:blip r:embed="rId11"/>
                           <a:stretch>
                             <a:fillRect/>
                           </a:stretch>
@@ -3294,33 +3344,35 @@
             <m:oMath>
               <m:r>
                 <m:rPr>
-                  <m:sty m:val="p"/>
                   <m:scr m:val="double-struck"/>
+                  <m:sty m:val="p"/>
                 </m:rPr>
                 <m:t>P</m:t>
               </m:r>
-              <m:d>
-                <m:dPr>
-                  <m:begChr m:val="("/>
-                  <m:sepChr m:val=""/>
-                  <m:endChr m:val=")"/>
-                  <m:grow/>
-                </m:dPr>
-                <m:e>
-                  <m:r>
-                    <m:t>A</m:t>
-                  </m:r>
-                  <m:r>
-                    <m:rPr>
-                      <m:sty m:val="p"/>
-                    </m:rPr>
-                    <m:t>∩</m:t>
-                  </m:r>
-                  <m:r>
-                    <m:t>B</m:t>
-                  </m:r>
-                </m:e>
-              </m:d>
+              <m:r>
+                <m:rPr>
+                  <m:sty m:val="p"/>
+                </m:rPr>
+                <m:t>(</m:t>
+              </m:r>
+              <m:r>
+                <m:t>A</m:t>
+              </m:r>
+              <m:r>
+                <m:rPr>
+                  <m:sty m:val="p"/>
+                </m:rPr>
+                <m:t>∩</m:t>
+              </m:r>
+              <m:r>
+                <m:t>B</m:t>
+              </m:r>
+              <m:r>
+                <m:rPr>
+                  <m:sty m:val="p"/>
+                </m:rPr>
+                <m:t>)</m:t>
+              </m:r>
             </m:oMath>
             <w:r>
               <w:t xml:space="preserve">, is given by:</w:t>
@@ -3345,33 +3397,35 @@
               <m:oMath>
                 <m:r>
                   <m:rPr>
-                    <m:sty m:val="p"/>
                     <m:scr m:val="double-struck"/>
+                    <m:sty m:val="p"/>
                   </m:rPr>
                   <m:t>P</m:t>
                 </m:r>
-                <m:d>
-                  <m:dPr>
-                    <m:begChr m:val="("/>
-                    <m:sepChr m:val=""/>
-                    <m:endChr m:val=")"/>
-                    <m:grow/>
-                  </m:dPr>
-                  <m:e>
-                    <m:r>
-                      <m:t>A</m:t>
-                    </m:r>
-                    <m:r>
-                      <m:rPr>
-                        <m:sty m:val="p"/>
-                      </m:rPr>
-                      <m:t>∩</m:t>
-                    </m:r>
-                    <m:r>
-                      <m:t>B</m:t>
-                    </m:r>
-                  </m:e>
-                </m:d>
+                <m:r>
+                  <m:rPr>
+                    <m:sty m:val="p"/>
+                  </m:rPr>
+                  <m:t>(</m:t>
+                </m:r>
+                <m:r>
+                  <m:t>A</m:t>
+                </m:r>
+                <m:r>
+                  <m:rPr>
+                    <m:sty m:val="p"/>
+                  </m:rPr>
+                  <m:t>∩</m:t>
+                </m:r>
+                <m:r>
+                  <m:t>B</m:t>
+                </m:r>
+                <m:r>
+                  <m:rPr>
+                    <m:sty m:val="p"/>
+                  </m:rPr>
+                  <m:t>)</m:t>
+                </m:r>
                 <m:r>
                   <m:rPr>
                     <m:sty m:val="p"/>
@@ -3380,53 +3434,57 @@
                 </m:r>
                 <m:r>
                   <m:rPr>
-                    <m:sty m:val="p"/>
                     <m:scr m:val="double-struck"/>
+                    <m:sty m:val="p"/>
                   </m:rPr>
                   <m:t>P</m:t>
                 </m:r>
-                <m:d>
-                  <m:dPr>
-                    <m:begChr m:val="("/>
-                    <m:sepChr m:val=""/>
-                    <m:endChr m:val=")"/>
-                    <m:grow/>
-                  </m:dPr>
-                  <m:e>
-                    <m:r>
-                      <m:t>B</m:t>
-                    </m:r>
-                  </m:e>
-                </m:d>
-                <m:r>
-                  <m:rPr>
-                    <m:sty m:val="p"/>
+                <m:r>
+                  <m:rPr>
+                    <m:sty m:val="p"/>
+                  </m:rPr>
+                  <m:t>(</m:t>
+                </m:r>
+                <m:r>
+                  <m:t>B</m:t>
+                </m:r>
+                <m:r>
+                  <m:rPr>
+                    <m:sty m:val="p"/>
+                  </m:rPr>
+                  <m:t>)</m:t>
+                </m:r>
+                <m:r>
+                  <m:rPr>
                     <m:scr m:val="double-struck"/>
+                    <m:sty m:val="p"/>
                   </m:rPr>
                   <m:t>P</m:t>
                 </m:r>
-                <m:d>
-                  <m:dPr>
-                    <m:begChr m:val="("/>
-                    <m:sepChr m:val=""/>
-                    <m:endChr m:val=")"/>
-                    <m:grow/>
-                  </m:dPr>
-                  <m:e>
-                    <m:r>
-                      <m:t>A</m:t>
-                    </m:r>
-                    <m:r>
-                      <m:rPr>
-                        <m:sty m:val="p"/>
-                      </m:rPr>
-                      <m:t>∣</m:t>
-                    </m:r>
-                    <m:r>
-                      <m:t>B</m:t>
-                    </m:r>
-                  </m:e>
-                </m:d>
+                <m:r>
+                  <m:rPr>
+                    <m:sty m:val="p"/>
+                  </m:rPr>
+                  <m:t>(</m:t>
+                </m:r>
+                <m:r>
+                  <m:t>A</m:t>
+                </m:r>
+                <m:r>
+                  <m:rPr>
+                    <m:sty m:val="p"/>
+                  </m:rPr>
+                  <m:t>∣</m:t>
+                </m:r>
+                <m:r>
+                  <m:t>B</m:t>
+                </m:r>
+                <m:r>
+                  <m:rPr>
+                    <m:sty m:val="p"/>
+                  </m:rPr>
+                  <m:t>)</m:t>
+                </m:r>
                 <m:r>
                   <m:rPr>
                     <m:sty m:val="p"/>
@@ -3489,18 +3547,18 @@
                 <wp:inline>
                   <wp:extent cx="152400" cy="152400"/>
                   <wp:effectExtent b="0" l="0" r="0" t="0"/>
-                  <wp:docPr descr="" title="" id="38" name="Picture"/>
+                  <wp:docPr descr="" title="" id="27" name="Picture"/>
                   <a:graphic>
                     <a:graphicData uri="http://schemas.openxmlformats.org/drawingml/2006/picture">
                       <pic:pic>
                         <pic:nvPicPr>
-                          <pic:cNvPr descr="/Applications/quarto/share/formats/docx/tip.png" id="39" name="Picture"/>
+                          <pic:cNvPr descr="/Applications/quarto/share/formats/docx/tip.png" id="28" name="Picture"/>
                           <pic:cNvPicPr>
                             <a:picLocks noChangeArrowheads="1" noChangeAspect="1"/>
                           </pic:cNvPicPr>
                         </pic:nvPicPr>
                         <pic:blipFill>
-                          <a:blip r:embed="rId37"/>
+                          <a:blip r:embed="rId26"/>
                           <a:stretch>
                             <a:fillRect/>
                           </a:stretch>
@@ -3627,33 +3685,35 @@
               <m:oMath>
                 <m:r>
                   <m:rPr>
-                    <m:sty m:val="p"/>
                     <m:scr m:val="double-struck"/>
+                    <m:sty m:val="p"/>
                   </m:rPr>
                   <m:t>P</m:t>
                 </m:r>
-                <m:d>
-                  <m:dPr>
-                    <m:begChr m:val="("/>
-                    <m:sepChr m:val=""/>
-                    <m:endChr m:val=")"/>
-                    <m:grow/>
-                  </m:dPr>
-                  <m:e>
-                    <m:r>
-                      <m:t>A</m:t>
-                    </m:r>
-                    <m:r>
-                      <m:rPr>
-                        <m:sty m:val="p"/>
-                      </m:rPr>
-                      <m:t>∩</m:t>
-                    </m:r>
-                    <m:r>
-                      <m:t>B</m:t>
-                    </m:r>
-                  </m:e>
-                </m:d>
+                <m:r>
+                  <m:rPr>
+                    <m:sty m:val="p"/>
+                  </m:rPr>
+                  <m:t>(</m:t>
+                </m:r>
+                <m:r>
+                  <m:t>A</m:t>
+                </m:r>
+                <m:r>
+                  <m:rPr>
+                    <m:sty m:val="p"/>
+                  </m:rPr>
+                  <m:t>∩</m:t>
+                </m:r>
+                <m:r>
+                  <m:t>B</m:t>
+                </m:r>
+                <m:r>
+                  <m:rPr>
+                    <m:sty m:val="p"/>
+                  </m:rPr>
+                  <m:t>)</m:t>
+                </m:r>
                 <m:r>
                   <m:rPr>
                     <m:sty m:val="p"/>
@@ -3662,33 +3722,35 @@
                 </m:r>
                 <m:r>
                   <m:rPr>
-                    <m:sty m:val="p"/>
                     <m:scr m:val="double-struck"/>
+                    <m:sty m:val="p"/>
                   </m:rPr>
                   <m:t>P</m:t>
                 </m:r>
-                <m:d>
-                  <m:dPr>
-                    <m:begChr m:val="("/>
-                    <m:sepChr m:val=""/>
-                    <m:endChr m:val=")"/>
-                    <m:grow/>
-                  </m:dPr>
-                  <m:e>
-                    <m:r>
-                      <m:t>B</m:t>
-                    </m:r>
-                    <m:r>
-                      <m:rPr>
-                        <m:sty m:val="p"/>
-                      </m:rPr>
-                      <m:t>∩</m:t>
-                    </m:r>
-                    <m:r>
-                      <m:t>A</m:t>
-                    </m:r>
-                  </m:e>
-                </m:d>
+                <m:r>
+                  <m:rPr>
+                    <m:sty m:val="p"/>
+                  </m:rPr>
+                  <m:t>(</m:t>
+                </m:r>
+                <m:r>
+                  <m:t>B</m:t>
+                </m:r>
+                <m:r>
+                  <m:rPr>
+                    <m:sty m:val="p"/>
+                  </m:rPr>
+                  <m:t>∩</m:t>
+                </m:r>
+                <m:r>
+                  <m:t>A</m:t>
+                </m:r>
+                <m:r>
+                  <m:rPr>
+                    <m:sty m:val="p"/>
+                  </m:rPr>
+                  <m:t>)</m:t>
+                </m:r>
                 <m:r>
                   <m:rPr>
                     <m:sty m:val="p"/>
@@ -3697,53 +3759,57 @@
                 </m:r>
                 <m:r>
                   <m:rPr>
-                    <m:sty m:val="p"/>
                     <m:scr m:val="double-struck"/>
+                    <m:sty m:val="p"/>
                   </m:rPr>
                   <m:t>P</m:t>
                 </m:r>
-                <m:d>
-                  <m:dPr>
-                    <m:begChr m:val="("/>
-                    <m:sepChr m:val=""/>
-                    <m:endChr m:val=")"/>
-                    <m:grow/>
-                  </m:dPr>
-                  <m:e>
-                    <m:r>
-                      <m:t>A</m:t>
-                    </m:r>
-                  </m:e>
-                </m:d>
-                <m:r>
-                  <m:rPr>
-                    <m:sty m:val="p"/>
+                <m:r>
+                  <m:rPr>
+                    <m:sty m:val="p"/>
+                  </m:rPr>
+                  <m:t>(</m:t>
+                </m:r>
+                <m:r>
+                  <m:t>A</m:t>
+                </m:r>
+                <m:r>
+                  <m:rPr>
+                    <m:sty m:val="p"/>
+                  </m:rPr>
+                  <m:t>)</m:t>
+                </m:r>
+                <m:r>
+                  <m:rPr>
                     <m:scr m:val="double-struck"/>
+                    <m:sty m:val="p"/>
                   </m:rPr>
                   <m:t>P</m:t>
                 </m:r>
-                <m:d>
-                  <m:dPr>
-                    <m:begChr m:val="("/>
-                    <m:sepChr m:val=""/>
-                    <m:endChr m:val=")"/>
-                    <m:grow/>
-                  </m:dPr>
-                  <m:e>
-                    <m:r>
-                      <m:t>B</m:t>
-                    </m:r>
-                    <m:r>
-                      <m:rPr>
-                        <m:sty m:val="p"/>
-                      </m:rPr>
-                      <m:t>∣</m:t>
-                    </m:r>
-                    <m:r>
-                      <m:t>A</m:t>
-                    </m:r>
-                  </m:e>
-                </m:d>
+                <m:r>
+                  <m:rPr>
+                    <m:sty m:val="p"/>
+                  </m:rPr>
+                  <m:t>(</m:t>
+                </m:r>
+                <m:r>
+                  <m:t>B</m:t>
+                </m:r>
+                <m:r>
+                  <m:rPr>
+                    <m:sty m:val="p"/>
+                  </m:rPr>
+                  <m:t>∣</m:t>
+                </m:r>
+                <m:r>
+                  <m:t>A</m:t>
+                </m:r>
+                <m:r>
+                  <m:rPr>
+                    <m:sty m:val="p"/>
+                  </m:rPr>
+                  <m:t>)</m:t>
+                </m:r>
               </m:oMath>
             </m:oMathPara>
           </w:p>
@@ -3810,18 +3876,18 @@
                 <wp:inline>
                   <wp:extent cx="152400" cy="152400"/>
                   <wp:effectExtent b="0" l="0" r="0" t="0"/>
-                  <wp:docPr descr="" title="" id="40" name="Picture"/>
+                  <wp:docPr descr="" title="" id="29" name="Picture"/>
                   <a:graphic>
                     <a:graphicData uri="http://schemas.openxmlformats.org/drawingml/2006/picture">
                       <pic:pic>
                         <pic:nvPicPr>
-                          <pic:cNvPr descr="/Applications/quarto/share/formats/docx/note.png" id="41" name="Picture"/>
+                          <pic:cNvPr descr="/Applications/quarto/share/formats/docx/note.png" id="30" name="Picture"/>
                           <pic:cNvPicPr>
                             <a:picLocks noChangeArrowheads="1" noChangeAspect="1"/>
                           </pic:cNvPicPr>
                         </pic:nvPicPr>
                         <pic:blipFill>
-                          <a:blip r:embed="rId22"/>
+                          <a:blip r:embed="rId11"/>
                           <a:stretch>
                             <a:fillRect/>
                           </a:stretch>
@@ -3898,43 +3964,45 @@
               <m:oMath>
                 <m:r>
                   <m:rPr>
-                    <m:sty m:val="p"/>
                     <m:scr m:val="double-struck"/>
+                    <m:sty m:val="p"/>
                   </m:rPr>
                   <m:t>P</m:t>
                 </m:r>
-                <m:d>
-                  <m:dPr>
-                    <m:begChr m:val="("/>
-                    <m:sepChr m:val=""/>
-                    <m:endChr m:val=")"/>
-                    <m:grow/>
-                  </m:dPr>
-                  <m:e>
-                    <m:r>
-                      <m:rPr>
-                        <m:nor/>
-                        <m:sty m:val="p"/>
-                        <m:scr m:val="sans-serif"/>
-                      </m:rPr>
-                      <m:t>First queen</m:t>
-                    </m:r>
-                    <m:r>
-                      <m:rPr>
-                        <m:sty m:val="p"/>
-                      </m:rPr>
-                      <m:t>∩</m:t>
-                    </m:r>
-                    <m:r>
-                      <m:rPr>
-                        <m:nor/>
-                        <m:sty m:val="p"/>
-                        <m:scr m:val="sans-serif"/>
-                      </m:rPr>
-                      <m:t>Second queen</m:t>
-                    </m:r>
-                  </m:e>
-                </m:d>
+                <m:r>
+                  <m:rPr>
+                    <m:sty m:val="p"/>
+                  </m:rPr>
+                  <m:t>(</m:t>
+                </m:r>
+                <m:r>
+                  <m:rPr>
+                    <m:nor/>
+                    <m:scr m:val="sans-serif"/>
+                    <m:sty m:val="p"/>
+                  </m:rPr>
+                  <m:t>First queen</m:t>
+                </m:r>
+                <m:r>
+                  <m:rPr>
+                    <m:sty m:val="p"/>
+                  </m:rPr>
+                  <m:t>∩</m:t>
+                </m:r>
+                <m:r>
+                  <m:rPr>
+                    <m:nor/>
+                    <m:scr m:val="sans-serif"/>
+                    <m:sty m:val="p"/>
+                  </m:rPr>
+                  <m:t>Second queen</m:t>
+                </m:r>
+                <m:r>
+                  <m:rPr>
+                    <m:sty m:val="p"/>
+                  </m:rPr>
+                  <m:t>)</m:t>
+                </m:r>
                 <m:r>
                   <m:rPr>
                     <m:sty m:val="p"/>
@@ -3943,68 +4011,72 @@
                 </m:r>
                 <m:r>
                   <m:rPr>
-                    <m:sty m:val="p"/>
                     <m:scr m:val="double-struck"/>
+                    <m:sty m:val="p"/>
                   </m:rPr>
                   <m:t>P</m:t>
                 </m:r>
-                <m:d>
-                  <m:dPr>
-                    <m:begChr m:val="("/>
-                    <m:sepChr m:val=""/>
-                    <m:endChr m:val=")"/>
-                    <m:grow/>
-                  </m:dPr>
-                  <m:e>
-                    <m:r>
-                      <m:rPr>
-                        <m:nor/>
-                        <m:sty m:val="p"/>
-                        <m:scr m:val="sans-serif"/>
-                      </m:rPr>
-                      <m:t>First queen</m:t>
-                    </m:r>
-                  </m:e>
-                </m:d>
-                <m:r>
-                  <m:rPr>
-                    <m:sty m:val="p"/>
+                <m:r>
+                  <m:rPr>
+                    <m:sty m:val="p"/>
+                  </m:rPr>
+                  <m:t>(</m:t>
+                </m:r>
+                <m:r>
+                  <m:rPr>
+                    <m:nor/>
+                    <m:scr m:val="sans-serif"/>
+                    <m:sty m:val="p"/>
+                  </m:rPr>
+                  <m:t>First queen</m:t>
+                </m:r>
+                <m:r>
+                  <m:rPr>
+                    <m:sty m:val="p"/>
+                  </m:rPr>
+                  <m:t>)</m:t>
+                </m:r>
+                <m:r>
+                  <m:rPr>
                     <m:scr m:val="double-struck"/>
+                    <m:sty m:val="p"/>
                   </m:rPr>
                   <m:t>P</m:t>
                 </m:r>
-                <m:d>
-                  <m:dPr>
-                    <m:begChr m:val="("/>
-                    <m:sepChr m:val=""/>
-                    <m:endChr m:val=")"/>
-                    <m:grow/>
-                  </m:dPr>
-                  <m:e>
-                    <m:r>
-                      <m:rPr>
-                        <m:nor/>
-                        <m:sty m:val="p"/>
-                        <m:scr m:val="sans-serif"/>
-                      </m:rPr>
-                      <m:t>Second queen</m:t>
-                    </m:r>
-                    <m:r>
-                      <m:rPr>
-                        <m:sty m:val="p"/>
-                      </m:rPr>
-                      <m:t>∣</m:t>
-                    </m:r>
-                    <m:r>
-                      <m:rPr>
-                        <m:nor/>
-                        <m:sty m:val="p"/>
-                        <m:scr m:val="sans-serif"/>
-                      </m:rPr>
-                      <m:t>First queen</m:t>
-                    </m:r>
-                  </m:e>
-                </m:d>
+                <m:r>
+                  <m:rPr>
+                    <m:sty m:val="p"/>
+                  </m:rPr>
+                  <m:t>(</m:t>
+                </m:r>
+                <m:r>
+                  <m:rPr>
+                    <m:nor/>
+                    <m:scr m:val="sans-serif"/>
+                    <m:sty m:val="p"/>
+                  </m:rPr>
+                  <m:t>Second queen</m:t>
+                </m:r>
+                <m:r>
+                  <m:rPr>
+                    <m:sty m:val="p"/>
+                  </m:rPr>
+                  <m:t>∣</m:t>
+                </m:r>
+                <m:r>
+                  <m:rPr>
+                    <m:nor/>
+                    <m:scr m:val="sans-serif"/>
+                    <m:sty m:val="p"/>
+                  </m:rPr>
+                  <m:t>First queen</m:t>
+                </m:r>
+                <m:r>
+                  <m:rPr>
+                    <m:sty m:val="p"/>
+                  </m:rPr>
+                  <m:t>)</m:t>
+                </m:r>
                 <m:r>
                   <m:rPr>
                     <m:sty m:val="p"/>
@@ -4061,29 +4133,31 @@
               <m:oMath>
                 <m:r>
                   <m:rPr>
-                    <m:sty m:val="p"/>
                     <m:scr m:val="double-struck"/>
+                    <m:sty m:val="p"/>
                   </m:rPr>
                   <m:t>P</m:t>
                 </m:r>
-                <m:d>
-                  <m:dPr>
-                    <m:begChr m:val="("/>
-                    <m:sepChr m:val=""/>
-                    <m:endChr m:val=")"/>
-                    <m:grow/>
-                  </m:dPr>
-                  <m:e>
-                    <m:r>
-                      <m:rPr>
-                        <m:nor/>
-                        <m:sty m:val="p"/>
-                        <m:scr m:val="sans-serif"/>
-                      </m:rPr>
-                      <m:t>First queen</m:t>
-                    </m:r>
-                  </m:e>
-                </m:d>
+                <m:r>
+                  <m:rPr>
+                    <m:sty m:val="p"/>
+                  </m:rPr>
+                  <m:t>(</m:t>
+                </m:r>
+                <m:r>
+                  <m:rPr>
+                    <m:nor/>
+                    <m:scr m:val="sans-serif"/>
+                    <m:sty m:val="p"/>
+                  </m:rPr>
+                  <m:t>First queen</m:t>
+                </m:r>
+                <m:r>
+                  <m:rPr>
+                    <m:sty m:val="p"/>
+                  </m:rPr>
+                  <m:t>)</m:t>
+                </m:r>
                 <m:r>
                   <m:rPr>
                     <m:sty m:val="p"/>
@@ -4161,43 +4235,45 @@
               <m:oMath>
                 <m:r>
                   <m:rPr>
-                    <m:sty m:val="p"/>
                     <m:scr m:val="double-struck"/>
+                    <m:sty m:val="p"/>
                   </m:rPr>
                   <m:t>P</m:t>
                 </m:r>
-                <m:d>
-                  <m:dPr>
-                    <m:begChr m:val="("/>
-                    <m:sepChr m:val=""/>
-                    <m:endChr m:val=")"/>
-                    <m:grow/>
-                  </m:dPr>
-                  <m:e>
-                    <m:r>
-                      <m:rPr>
-                        <m:nor/>
-                        <m:sty m:val="p"/>
-                        <m:scr m:val="sans-serif"/>
-                      </m:rPr>
-                      <m:t>Second queen</m:t>
-                    </m:r>
-                    <m:r>
-                      <m:rPr>
-                        <m:sty m:val="p"/>
-                      </m:rPr>
-                      <m:t>∣</m:t>
-                    </m:r>
-                    <m:r>
-                      <m:rPr>
-                        <m:nor/>
-                        <m:sty m:val="p"/>
-                        <m:scr m:val="sans-serif"/>
-                      </m:rPr>
-                      <m:t>First queen</m:t>
-                    </m:r>
-                  </m:e>
-                </m:d>
+                <m:r>
+                  <m:rPr>
+                    <m:sty m:val="p"/>
+                  </m:rPr>
+                  <m:t>(</m:t>
+                </m:r>
+                <m:r>
+                  <m:rPr>
+                    <m:nor/>
+                    <m:scr m:val="sans-serif"/>
+                    <m:sty m:val="p"/>
+                  </m:rPr>
+                  <m:t>Second queen</m:t>
+                </m:r>
+                <m:r>
+                  <m:rPr>
+                    <m:sty m:val="p"/>
+                  </m:rPr>
+                  <m:t>∣</m:t>
+                </m:r>
+                <m:r>
+                  <m:rPr>
+                    <m:nor/>
+                    <m:scr m:val="sans-serif"/>
+                    <m:sty m:val="p"/>
+                  </m:rPr>
+                  <m:t>First queen</m:t>
+                </m:r>
+                <m:r>
+                  <m:rPr>
+                    <m:sty m:val="p"/>
+                  </m:rPr>
+                  <m:t>)</m:t>
+                </m:r>
                 <m:r>
                   <m:rPr>
                     <m:sty m:val="p"/>
@@ -4241,29 +4317,31 @@
               <m:oMath>
                 <m:r>
                   <m:rPr>
-                    <m:sty m:val="p"/>
                     <m:scr m:val="double-struck"/>
+                    <m:sty m:val="p"/>
                   </m:rPr>
                   <m:t>P</m:t>
                 </m:r>
-                <m:d>
-                  <m:dPr>
-                    <m:begChr m:val="("/>
-                    <m:sepChr m:val=""/>
-                    <m:endChr m:val=")"/>
-                    <m:grow/>
-                  </m:dPr>
-                  <m:e>
-                    <m:r>
-                      <m:rPr>
-                        <m:nor/>
-                        <m:sty m:val="p"/>
-                        <m:scr m:val="sans-serif"/>
-                      </m:rPr>
-                      <m:t>Two queens</m:t>
-                    </m:r>
-                  </m:e>
-                </m:d>
+                <m:r>
+                  <m:rPr>
+                    <m:sty m:val="p"/>
+                  </m:rPr>
+                  <m:t>(</m:t>
+                </m:r>
+                <m:r>
+                  <m:rPr>
+                    <m:nor/>
+                    <m:scr m:val="sans-serif"/>
+                    <m:sty m:val="p"/>
+                  </m:rPr>
+                  <m:t>Two queens</m:t>
+                </m:r>
+                <m:r>
+                  <m:rPr>
+                    <m:sty m:val="p"/>
+                  </m:rPr>
+                  <m:t>)</m:t>
+                </m:r>
                 <m:r>
                   <m:rPr>
                     <m:sty m:val="p"/>
@@ -4402,8 +4480,8 @@
         </w:tc>
       </w:tr>
     </w:tbl>
-    <w:bookmarkEnd w:id="42"/>
-    <w:bookmarkStart w:id="51" w:name="Xc49dcc3c907e701b380b8c250904c82bff4b2a5"/>
+    <w:bookmarkEnd w:id="31"/>
+    <w:bookmarkStart w:id="40" w:name="Xc49dcc3c907e701b380b8c250904c82bff4b2a5"/>
     <w:p>
       <w:pPr>
         <w:pStyle w:val="Heading1"/>
@@ -4500,33 +4578,35 @@
         <m:oMath>
           <m:r>
             <m:rPr>
+              <m:scr m:val="double-struck"/>
               <m:sty m:val="p"/>
-              <m:scr m:val="double-struck"/>
             </m:rPr>
             <m:t>P</m:t>
           </m:r>
-          <m:d>
-            <m:dPr>
-              <m:begChr m:val="("/>
-              <m:sepChr m:val=""/>
-              <m:endChr m:val=")"/>
-              <m:grow/>
-            </m:dPr>
-            <m:e>
-              <m:r>
-                <m:t>A</m:t>
-              </m:r>
-              <m:r>
-                <m:rPr>
-                  <m:sty m:val="p"/>
-                </m:rPr>
-                <m:t>∣</m:t>
-              </m:r>
-              <m:r>
-                <m:t>B</m:t>
-              </m:r>
-            </m:e>
-          </m:d>
+          <m:r>
+            <m:rPr>
+              <m:sty m:val="p"/>
+            </m:rPr>
+            <m:t>(</m:t>
+          </m:r>
+          <m:r>
+            <m:t>A</m:t>
+          </m:r>
+          <m:r>
+            <m:rPr>
+              <m:sty m:val="p"/>
+            </m:rPr>
+            <m:t>∣</m:t>
+          </m:r>
+          <m:r>
+            <m:t>B</m:t>
+          </m:r>
+          <m:r>
+            <m:rPr>
+              <m:sty m:val="p"/>
+            </m:rPr>
+            <m:t>)</m:t>
+          </m:r>
           <m:r>
             <m:rPr>
               <m:sty m:val="p"/>
@@ -4535,24 +4615,26 @@
           </m:r>
           <m:r>
             <m:rPr>
+              <m:scr m:val="double-struck"/>
               <m:sty m:val="p"/>
-              <m:scr m:val="double-struck"/>
             </m:rPr>
             <m:t>P</m:t>
           </m:r>
-          <m:d>
-            <m:dPr>
-              <m:begChr m:val="("/>
-              <m:sepChr m:val=""/>
-              <m:endChr m:val=")"/>
-              <m:grow/>
-            </m:dPr>
-            <m:e>
-              <m:r>
-                <m:t>A</m:t>
-              </m:r>
-            </m:e>
-          </m:d>
+          <m:r>
+            <m:rPr>
+              <m:sty m:val="p"/>
+            </m:rPr>
+            <m:t>(</m:t>
+          </m:r>
+          <m:r>
+            <m:t>A</m:t>
+          </m:r>
+          <m:r>
+            <m:rPr>
+              <m:sty m:val="p"/>
+            </m:rPr>
+            <m:t>)</m:t>
+          </m:r>
           <m:r>
             <m:rPr>
               <m:sty m:val="p"/>
@@ -4581,33 +4663,35 @@
         <m:oMath>
           <m:r>
             <m:rPr>
+              <m:scr m:val="double-struck"/>
               <m:sty m:val="p"/>
-              <m:scr m:val="double-struck"/>
             </m:rPr>
             <m:t>P</m:t>
           </m:r>
-          <m:d>
-            <m:dPr>
-              <m:begChr m:val="("/>
-              <m:sepChr m:val=""/>
-              <m:endChr m:val=")"/>
-              <m:grow/>
-            </m:dPr>
-            <m:e>
-              <m:r>
-                <m:t>A</m:t>
-              </m:r>
-              <m:r>
-                <m:rPr>
-                  <m:sty m:val="p"/>
-                </m:rPr>
-                <m:t>∩</m:t>
-              </m:r>
-              <m:r>
-                <m:t>B</m:t>
-              </m:r>
-            </m:e>
-          </m:d>
+          <m:r>
+            <m:rPr>
+              <m:sty m:val="p"/>
+            </m:rPr>
+            <m:t>(</m:t>
+          </m:r>
+          <m:r>
+            <m:t>A</m:t>
+          </m:r>
+          <m:r>
+            <m:rPr>
+              <m:sty m:val="p"/>
+            </m:rPr>
+            <m:t>∩</m:t>
+          </m:r>
+          <m:r>
+            <m:t>B</m:t>
+          </m:r>
+          <m:r>
+            <m:rPr>
+              <m:sty m:val="p"/>
+            </m:rPr>
+            <m:t>)</m:t>
+          </m:r>
           <m:r>
             <m:rPr>
               <m:sty m:val="p"/>
@@ -4616,44 +4700,48 @@
           </m:r>
           <m:r>
             <m:rPr>
+              <m:scr m:val="double-struck"/>
               <m:sty m:val="p"/>
-              <m:scr m:val="double-struck"/>
             </m:rPr>
             <m:t>P</m:t>
           </m:r>
-          <m:d>
-            <m:dPr>
-              <m:begChr m:val="("/>
-              <m:sepChr m:val=""/>
-              <m:endChr m:val=")"/>
-              <m:grow/>
-            </m:dPr>
-            <m:e>
-              <m:r>
-                <m:t>A</m:t>
-              </m:r>
-            </m:e>
-          </m:d>
           <m:r>
             <m:rPr>
               <m:sty m:val="p"/>
+            </m:rPr>
+            <m:t>(</m:t>
+          </m:r>
+          <m:r>
+            <m:t>A</m:t>
+          </m:r>
+          <m:r>
+            <m:rPr>
+              <m:sty m:val="p"/>
+            </m:rPr>
+            <m:t>)</m:t>
+          </m:r>
+          <m:r>
+            <m:rPr>
               <m:scr m:val="double-struck"/>
+              <m:sty m:val="p"/>
             </m:rPr>
             <m:t>P</m:t>
           </m:r>
-          <m:d>
-            <m:dPr>
-              <m:begChr m:val="("/>
-              <m:sepChr m:val=""/>
-              <m:endChr m:val=")"/>
-              <m:grow/>
-            </m:dPr>
-            <m:e>
-              <m:r>
-                <m:t>B</m:t>
-              </m:r>
-            </m:e>
-          </m:d>
+          <m:r>
+            <m:rPr>
+              <m:sty m:val="p"/>
+            </m:rPr>
+            <m:t>(</m:t>
+          </m:r>
+          <m:r>
+            <m:t>B</m:t>
+          </m:r>
+          <m:r>
+            <m:rPr>
+              <m:sty m:val="p"/>
+            </m:rPr>
+            <m:t>)</m:t>
+          </m:r>
         </m:oMath>
       </m:oMathPara>
     </w:p>
@@ -4775,18 +4863,18 @@
                 <wp:inline>
                   <wp:extent cx="152400" cy="152400"/>
                   <wp:effectExtent b="0" l="0" r="0" t="0"/>
-                  <wp:docPr descr="" title="" id="43" name="Picture"/>
+                  <wp:docPr descr="" title="" id="32" name="Picture"/>
                   <a:graphic>
                     <a:graphicData uri="http://schemas.openxmlformats.org/drawingml/2006/picture">
                       <pic:pic>
                         <pic:nvPicPr>
-                          <pic:cNvPr descr="/Applications/quarto/share/formats/docx/tip.png" id="44" name="Picture"/>
+                          <pic:cNvPr descr="/Applications/quarto/share/formats/docx/tip.png" id="33" name="Picture"/>
                           <pic:cNvPicPr>
                             <a:picLocks noChangeArrowheads="1" noChangeAspect="1"/>
                           </pic:cNvPicPr>
                         </pic:nvPicPr>
                         <pic:blipFill>
-                          <a:blip r:embed="rId37"/>
+                          <a:blip r:embed="rId26"/>
                           <a:stretch>
                             <a:fillRect/>
                           </a:stretch>
@@ -4848,7 +4936,7 @@
             <w:r>
               <w:t xml:space="preserve"> </w:t>
             </w:r>
-            <w:hyperlink r:id="rId20">
+            <w:hyperlink r:id="rId9">
               <w:r>
                 <w:rPr>
                   <w:rStyle w:val="Hyperlink"/>
@@ -4912,18 +5000,18 @@
                 <wp:inline>
                   <wp:extent cx="152400" cy="152400"/>
                   <wp:effectExtent b="0" l="0" r="0" t="0"/>
-                  <wp:docPr descr="" title="" id="45" name="Picture"/>
+                  <wp:docPr descr="" title="" id="34" name="Picture"/>
                   <a:graphic>
                     <a:graphicData uri="http://schemas.openxmlformats.org/drawingml/2006/picture">
                       <pic:pic>
                         <pic:nvPicPr>
-                          <pic:cNvPr descr="/Applications/quarto/share/formats/docx/note.png" id="46" name="Picture"/>
+                          <pic:cNvPr descr="/Applications/quarto/share/formats/docx/note.png" id="35" name="Picture"/>
                           <pic:cNvPicPr>
                             <a:picLocks noChangeArrowheads="1" noChangeAspect="1"/>
                           </pic:cNvPicPr>
                         </pic:nvPicPr>
                         <pic:blipFill>
-                          <a:blip r:embed="rId22"/>
+                          <a:blip r:embed="rId11"/>
                           <a:stretch>
                             <a:fillRect/>
                           </a:stretch>
@@ -5036,24 +5124,26 @@
             <m:oMath>
               <m:r>
                 <m:rPr>
-                  <m:sty m:val="p"/>
                   <m:scr m:val="double-struck"/>
+                  <m:sty m:val="p"/>
                 </m:rPr>
                 <m:t>P</m:t>
               </m:r>
-              <m:d>
-                <m:dPr>
-                  <m:begChr m:val="("/>
-                  <m:sepChr m:val=""/>
-                  <m:endChr m:val=")"/>
-                  <m:grow/>
-                </m:dPr>
-                <m:e>
-                  <m:r>
-                    <m:t>A</m:t>
-                  </m:r>
-                </m:e>
-              </m:d>
+              <m:r>
+                <m:rPr>
+                  <m:sty m:val="p"/>
+                </m:rPr>
+                <m:t>(</m:t>
+              </m:r>
+              <m:r>
+                <m:t>A</m:t>
+              </m:r>
+              <m:r>
+                <m:rPr>
+                  <m:sty m:val="p"/>
+                </m:rPr>
+                <m:t>)</m:t>
+              </m:r>
             </m:oMath>
             <w:r>
               <w:t xml:space="preserve">, the probability the die shows an even number (</w:t>
@@ -5107,24 +5197,26 @@
               <m:oMath>
                 <m:r>
                   <m:rPr>
-                    <m:sty m:val="p"/>
                     <m:scr m:val="double-struck"/>
+                    <m:sty m:val="p"/>
                   </m:rPr>
                   <m:t>P</m:t>
                 </m:r>
-                <m:d>
-                  <m:dPr>
-                    <m:begChr m:val="("/>
-                    <m:sepChr m:val=""/>
-                    <m:endChr m:val=")"/>
-                    <m:grow/>
-                  </m:dPr>
-                  <m:e>
-                    <m:r>
-                      <m:t>A</m:t>
-                    </m:r>
-                  </m:e>
-                </m:d>
+                <m:r>
+                  <m:rPr>
+                    <m:sty m:val="p"/>
+                  </m:rPr>
+                  <m:t>(</m:t>
+                </m:r>
+                <m:r>
+                  <m:t>A</m:t>
+                </m:r>
+                <m:r>
+                  <m:rPr>
+                    <m:sty m:val="p"/>
+                  </m:rPr>
+                  <m:t>)</m:t>
+                </m:r>
                 <m:r>
                   <m:rPr>
                     <m:sty m:val="p"/>
@@ -5193,33 +5285,35 @@
             <m:oMath>
               <m:r>
                 <m:rPr>
-                  <m:sty m:val="p"/>
                   <m:scr m:val="double-struck"/>
+                  <m:sty m:val="p"/>
                 </m:rPr>
                 <m:t>P</m:t>
               </m:r>
-              <m:d>
-                <m:dPr>
-                  <m:begChr m:val="("/>
-                  <m:sepChr m:val=""/>
-                  <m:endChr m:val=")"/>
-                  <m:grow/>
-                </m:dPr>
-                <m:e>
-                  <m:r>
-                    <m:t>A</m:t>
-                  </m:r>
-                  <m:r>
-                    <m:rPr>
-                      <m:sty m:val="p"/>
-                    </m:rPr>
-                    <m:t>∣</m:t>
-                  </m:r>
-                  <m:r>
-                    <m:t>B</m:t>
-                  </m:r>
-                </m:e>
-              </m:d>
+              <m:r>
+                <m:rPr>
+                  <m:sty m:val="p"/>
+                </m:rPr>
+                <m:t>(</m:t>
+              </m:r>
+              <m:r>
+                <m:t>A</m:t>
+              </m:r>
+              <m:r>
+                <m:rPr>
+                  <m:sty m:val="p"/>
+                </m:rPr>
+                <m:t>∣</m:t>
+              </m:r>
+              <m:r>
+                <m:t>B</m:t>
+              </m:r>
+              <m:r>
+                <m:rPr>
+                  <m:sty m:val="p"/>
+                </m:rPr>
+                <m:t>)</m:t>
+              </m:r>
             </m:oMath>
             <w:r>
               <w:t xml:space="preserve">, the probability the number is even given that it is greater than</w:t>
@@ -5303,33 +5397,35 @@
               <m:oMath>
                 <m:r>
                   <m:rPr>
-                    <m:sty m:val="p"/>
                     <m:scr m:val="double-struck"/>
+                    <m:sty m:val="p"/>
                   </m:rPr>
                   <m:t>P</m:t>
                 </m:r>
-                <m:d>
-                  <m:dPr>
-                    <m:begChr m:val="("/>
-                    <m:sepChr m:val=""/>
-                    <m:endChr m:val=")"/>
-                    <m:grow/>
-                  </m:dPr>
-                  <m:e>
-                    <m:r>
-                      <m:t>A</m:t>
-                    </m:r>
-                    <m:r>
-                      <m:rPr>
-                        <m:sty m:val="p"/>
-                      </m:rPr>
-                      <m:t>∣</m:t>
-                    </m:r>
-                    <m:r>
-                      <m:t>B</m:t>
-                    </m:r>
-                  </m:e>
-                </m:d>
+                <m:r>
+                  <m:rPr>
+                    <m:sty m:val="p"/>
+                  </m:rPr>
+                  <m:t>(</m:t>
+                </m:r>
+                <m:r>
+                  <m:t>A</m:t>
+                </m:r>
+                <m:r>
+                  <m:rPr>
+                    <m:sty m:val="p"/>
+                  </m:rPr>
+                  <m:t>∣</m:t>
+                </m:r>
+                <m:r>
+                  <m:t>B</m:t>
+                </m:r>
+                <m:r>
+                  <m:rPr>
+                    <m:sty m:val="p"/>
+                  </m:rPr>
+                  <m:t>)</m:t>
+                </m:r>
                 <m:r>
                   <m:rPr>
                     <m:sty m:val="p"/>
@@ -5373,33 +5469,35 @@
               <m:oMath>
                 <m:r>
                   <m:rPr>
-                    <m:sty m:val="p"/>
                     <m:scr m:val="double-struck"/>
+                    <m:sty m:val="p"/>
                   </m:rPr>
                   <m:t>P</m:t>
                 </m:r>
-                <m:d>
-                  <m:dPr>
-                    <m:begChr m:val="("/>
-                    <m:sepChr m:val=""/>
-                    <m:endChr m:val=")"/>
-                    <m:grow/>
-                  </m:dPr>
-                  <m:e>
-                    <m:r>
-                      <m:t>A</m:t>
-                    </m:r>
-                    <m:r>
-                      <m:rPr>
-                        <m:sty m:val="p"/>
-                      </m:rPr>
-                      <m:t>∣</m:t>
-                    </m:r>
-                    <m:r>
-                      <m:t>B</m:t>
-                    </m:r>
-                  </m:e>
-                </m:d>
+                <m:r>
+                  <m:rPr>
+                    <m:sty m:val="p"/>
+                  </m:rPr>
+                  <m:t>(</m:t>
+                </m:r>
+                <m:r>
+                  <m:t>A</m:t>
+                </m:r>
+                <m:r>
+                  <m:rPr>
+                    <m:sty m:val="p"/>
+                  </m:rPr>
+                  <m:t>∣</m:t>
+                </m:r>
+                <m:r>
+                  <m:t>B</m:t>
+                </m:r>
+                <m:r>
+                  <m:rPr>
+                    <m:sty m:val="p"/>
+                  </m:rPr>
+                  <m:t>)</m:t>
+                </m:r>
                 <m:r>
                   <m:rPr>
                     <m:sty m:val="p"/>
@@ -5429,24 +5527,26 @@
                 </m:r>
                 <m:r>
                   <m:rPr>
-                    <m:sty m:val="p"/>
                     <m:scr m:val="double-struck"/>
+                    <m:sty m:val="p"/>
                   </m:rPr>
                   <m:t>P</m:t>
                 </m:r>
-                <m:d>
-                  <m:dPr>
-                    <m:begChr m:val="("/>
-                    <m:sepChr m:val=""/>
-                    <m:endChr m:val=")"/>
-                    <m:grow/>
-                  </m:dPr>
-                  <m:e>
-                    <m:r>
-                      <m:t>A</m:t>
-                    </m:r>
-                  </m:e>
-                </m:d>
+                <m:r>
+                  <m:rPr>
+                    <m:sty m:val="p"/>
+                  </m:rPr>
+                  <m:t>(</m:t>
+                </m:r>
+                <m:r>
+                  <m:t>A</m:t>
+                </m:r>
+                <m:r>
+                  <m:rPr>
+                    <m:sty m:val="p"/>
+                  </m:rPr>
+                  <m:t>)</m:t>
+                </m:r>
               </m:oMath>
             </m:oMathPara>
           </w:p>
@@ -5540,18 +5640,18 @@
                 <wp:inline>
                   <wp:extent cx="152400" cy="152400"/>
                   <wp:effectExtent b="0" l="0" r="0" t="0"/>
-                  <wp:docPr descr="" title="" id="47" name="Picture"/>
+                  <wp:docPr descr="" title="" id="36" name="Picture"/>
                   <a:graphic>
                     <a:graphicData uri="http://schemas.openxmlformats.org/drawingml/2006/picture">
                       <pic:pic>
                         <pic:nvPicPr>
-                          <pic:cNvPr descr="/Applications/quarto/share/formats/docx/note.png" id="48" name="Picture"/>
+                          <pic:cNvPr descr="/Applications/quarto/share/formats/docx/note.png" id="37" name="Picture"/>
                           <pic:cNvPicPr>
                             <a:picLocks noChangeArrowheads="1" noChangeAspect="1"/>
                           </pic:cNvPicPr>
                         </pic:nvPicPr>
                         <pic:blipFill>
-                          <a:blip r:embed="rId22"/>
+                          <a:blip r:embed="rId11"/>
                           <a:stretch>
                             <a:fillRect/>
                           </a:stretch>
@@ -5617,43 +5717,45 @@
               <m:oMath>
                 <m:r>
                   <m:rPr>
-                    <m:sty m:val="p"/>
                     <m:scr m:val="double-struck"/>
+                    <m:sty m:val="p"/>
                   </m:rPr>
                   <m:t>P</m:t>
                 </m:r>
-                <m:d>
-                  <m:dPr>
-                    <m:begChr m:val="("/>
-                    <m:sepChr m:val=""/>
-                    <m:endChr m:val=")"/>
-                    <m:grow/>
-                  </m:dPr>
-                  <m:e>
-                    <m:r>
-                      <m:rPr>
-                        <m:nor/>
-                        <m:sty m:val="p"/>
-                        <m:scr m:val="sans-serif"/>
-                      </m:rPr>
-                      <m:t>King</m:t>
-                    </m:r>
-                    <m:r>
-                      <m:rPr>
-                        <m:sty m:val="p"/>
-                      </m:rPr>
-                      <m:t>∣</m:t>
-                    </m:r>
-                    <m:r>
-                      <m:rPr>
-                        <m:nor/>
-                        <m:sty m:val="p"/>
-                        <m:scr m:val="sans-serif"/>
-                      </m:rPr>
-                      <m:t>Face card</m:t>
-                    </m:r>
-                  </m:e>
-                </m:d>
+                <m:r>
+                  <m:rPr>
+                    <m:sty m:val="p"/>
+                  </m:rPr>
+                  <m:t>(</m:t>
+                </m:r>
+                <m:r>
+                  <m:rPr>
+                    <m:nor/>
+                    <m:scr m:val="sans-serif"/>
+                    <m:sty m:val="p"/>
+                  </m:rPr>
+                  <m:t>King</m:t>
+                </m:r>
+                <m:r>
+                  <m:rPr>
+                    <m:sty m:val="p"/>
+                  </m:rPr>
+                  <m:t>∣</m:t>
+                </m:r>
+                <m:r>
+                  <m:rPr>
+                    <m:nor/>
+                    <m:scr m:val="sans-serif"/>
+                    <m:sty m:val="p"/>
+                  </m:rPr>
+                  <m:t>Face card</m:t>
+                </m:r>
+                <m:r>
+                  <m:rPr>
+                    <m:sty m:val="p"/>
+                  </m:rPr>
+                  <m:t>)</m:t>
+                </m:r>
                 <m:r>
                   <m:rPr>
                     <m:sty m:val="p"/>
@@ -5757,29 +5859,31 @@
             <m:oMath>
               <m:r>
                 <m:rPr>
-                  <m:sty m:val="p"/>
                   <m:scr m:val="double-struck"/>
+                  <m:sty m:val="p"/>
                 </m:rPr>
                 <m:t>P</m:t>
               </m:r>
-              <m:d>
-                <m:dPr>
-                  <m:begChr m:val="("/>
-                  <m:sepChr m:val=""/>
-                  <m:endChr m:val=")"/>
-                  <m:grow/>
-                </m:dPr>
-                <m:e>
-                  <m:r>
-                    <m:rPr>
-                      <m:nor/>
-                      <m:sty m:val="p"/>
-                      <m:scr m:val="sans-serif"/>
-                    </m:rPr>
-                    <m:t>King</m:t>
-                  </m:r>
-                </m:e>
-              </m:d>
+              <m:r>
+                <m:rPr>
+                  <m:sty m:val="p"/>
+                </m:rPr>
+                <m:t>(</m:t>
+              </m:r>
+              <m:r>
+                <m:rPr>
+                  <m:nor/>
+                  <m:scr m:val="sans-serif"/>
+                  <m:sty m:val="p"/>
+                </m:rPr>
+                <m:t>King</m:t>
+              </m:r>
+              <m:r>
+                <m:rPr>
+                  <m:sty m:val="p"/>
+                </m:rPr>
+                <m:t>)</m:t>
+              </m:r>
               <m:r>
                 <m:rPr>
                   <m:sty m:val="p"/>
@@ -5814,43 +5918,45 @@
               <m:oMath>
                 <m:r>
                   <m:rPr>
-                    <m:sty m:val="p"/>
                     <m:scr m:val="double-struck"/>
+                    <m:sty m:val="p"/>
                   </m:rPr>
                   <m:t>P</m:t>
                 </m:r>
-                <m:d>
-                  <m:dPr>
-                    <m:begChr m:val="("/>
-                    <m:sepChr m:val=""/>
-                    <m:endChr m:val=")"/>
-                    <m:grow/>
-                  </m:dPr>
-                  <m:e>
-                    <m:r>
-                      <m:rPr>
-                        <m:nor/>
-                        <m:sty m:val="p"/>
-                        <m:scr m:val="sans-serif"/>
-                      </m:rPr>
-                      <m:t>King</m:t>
-                    </m:r>
-                    <m:r>
-                      <m:rPr>
-                        <m:sty m:val="p"/>
-                      </m:rPr>
-                      <m:t>∣</m:t>
-                    </m:r>
-                    <m:r>
-                      <m:rPr>
-                        <m:nor/>
-                        <m:sty m:val="p"/>
-                        <m:scr m:val="sans-serif"/>
-                      </m:rPr>
-                      <m:t>Face card</m:t>
-                    </m:r>
-                  </m:e>
-                </m:d>
+                <m:r>
+                  <m:rPr>
+                    <m:sty m:val="p"/>
+                  </m:rPr>
+                  <m:t>(</m:t>
+                </m:r>
+                <m:r>
+                  <m:rPr>
+                    <m:nor/>
+                    <m:scr m:val="sans-serif"/>
+                    <m:sty m:val="p"/>
+                  </m:rPr>
+                  <m:t>King</m:t>
+                </m:r>
+                <m:r>
+                  <m:rPr>
+                    <m:sty m:val="p"/>
+                  </m:rPr>
+                  <m:t>∣</m:t>
+                </m:r>
+                <m:r>
+                  <m:rPr>
+                    <m:nor/>
+                    <m:scr m:val="sans-serif"/>
+                    <m:sty m:val="p"/>
+                  </m:rPr>
+                  <m:t>Face card</m:t>
+                </m:r>
+                <m:r>
+                  <m:rPr>
+                    <m:sty m:val="p"/>
+                  </m:rPr>
+                  <m:t>)</m:t>
+                </m:r>
                 <m:r>
                   <m:rPr>
                     <m:sty m:val="p"/>
@@ -5901,29 +6007,31 @@
                 </m:r>
                 <m:r>
                   <m:rPr>
-                    <m:sty m:val="p"/>
                     <m:scr m:val="double-struck"/>
+                    <m:sty m:val="p"/>
                   </m:rPr>
                   <m:t>P</m:t>
                 </m:r>
-                <m:d>
-                  <m:dPr>
-                    <m:begChr m:val="("/>
-                    <m:sepChr m:val=""/>
-                    <m:endChr m:val=")"/>
-                    <m:grow/>
-                  </m:dPr>
-                  <m:e>
-                    <m:r>
-                      <m:rPr>
-                        <m:nor/>
-                        <m:sty m:val="p"/>
-                        <m:scr m:val="sans-serif"/>
-                      </m:rPr>
-                      <m:t>King</m:t>
-                    </m:r>
-                  </m:e>
-                </m:d>
+                <m:r>
+                  <m:rPr>
+                    <m:sty m:val="p"/>
+                  </m:rPr>
+                  <m:t>(</m:t>
+                </m:r>
+                <m:r>
+                  <m:rPr>
+                    <m:nor/>
+                    <m:scr m:val="sans-serif"/>
+                    <m:sty m:val="p"/>
+                  </m:rPr>
+                  <m:t>King</m:t>
+                </m:r>
+                <m:r>
+                  <m:rPr>
+                    <m:sty m:val="p"/>
+                  </m:rPr>
+                  <m:t>)</m:t>
+                </m:r>
               </m:oMath>
             </m:oMathPara>
           </w:p>
@@ -5999,18 +6107,18 @@
                 <wp:inline>
                   <wp:extent cx="152400" cy="152400"/>
                   <wp:effectExtent b="0" l="0" r="0" t="0"/>
-                  <wp:docPr descr="" title="" id="49" name="Picture"/>
+                  <wp:docPr descr="" title="" id="38" name="Picture"/>
                   <a:graphic>
                     <a:graphicData uri="http://schemas.openxmlformats.org/drawingml/2006/picture">
                       <pic:pic>
                         <pic:nvPicPr>
-                          <pic:cNvPr descr="/Applications/quarto/share/formats/docx/note.png" id="50" name="Picture"/>
+                          <pic:cNvPr descr="/Applications/quarto/share/formats/docx/note.png" id="39" name="Picture"/>
                           <pic:cNvPicPr>
                             <a:picLocks noChangeArrowheads="1" noChangeAspect="1"/>
                           </pic:cNvPicPr>
                         </pic:nvPicPr>
                         <pic:blipFill>
-                          <a:blip r:embed="rId22"/>
+                          <a:blip r:embed="rId11"/>
                           <a:stretch>
                             <a:fillRect/>
                           </a:stretch>
@@ -6112,24 +6220,26 @@
             <m:oMath>
               <m:r>
                 <m:rPr>
-                  <m:sty m:val="p"/>
                   <m:scr m:val="double-struck"/>
+                  <m:sty m:val="p"/>
                 </m:rPr>
                 <m:t>P</m:t>
               </m:r>
-              <m:d>
-                <m:dPr>
-                  <m:begChr m:val="("/>
-                  <m:sepChr m:val=""/>
-                  <m:endChr m:val=")"/>
-                  <m:grow/>
-                </m:dPr>
-                <m:e>
-                  <m:r>
-                    <m:t>A</m:t>
-                  </m:r>
-                </m:e>
-              </m:d>
+              <m:r>
+                <m:rPr>
+                  <m:sty m:val="p"/>
+                </m:rPr>
+                <m:t>(</m:t>
+              </m:r>
+              <m:r>
+                <m:t>A</m:t>
+              </m:r>
+              <m:r>
+                <m:rPr>
+                  <m:sty m:val="p"/>
+                </m:rPr>
+                <m:t>)</m:t>
+              </m:r>
             </m:oMath>
             <w:r>
               <w:t xml:space="preserve"> </w:t>
@@ -6163,24 +6273,26 @@
               <m:oMath>
                 <m:r>
                   <m:rPr>
-                    <m:sty m:val="p"/>
                     <m:scr m:val="double-struck"/>
+                    <m:sty m:val="p"/>
                   </m:rPr>
                   <m:t>P</m:t>
                 </m:r>
-                <m:d>
-                  <m:dPr>
-                    <m:begChr m:val="("/>
-                    <m:sepChr m:val=""/>
-                    <m:endChr m:val=")"/>
-                    <m:grow/>
-                  </m:dPr>
-                  <m:e>
-                    <m:r>
-                      <m:t>A</m:t>
-                    </m:r>
-                  </m:e>
-                </m:d>
+                <m:r>
+                  <m:rPr>
+                    <m:sty m:val="p"/>
+                  </m:rPr>
+                  <m:t>(</m:t>
+                </m:r>
+                <m:r>
+                  <m:t>A</m:t>
+                </m:r>
+                <m:r>
+                  <m:rPr>
+                    <m:sty m:val="p"/>
+                  </m:rPr>
+                  <m:t>)</m:t>
+                </m:r>
                 <m:r>
                   <m:rPr>
                     <m:sty m:val="p"/>
@@ -6243,24 +6355,26 @@
             <m:oMath>
               <m:r>
                 <m:rPr>
-                  <m:sty m:val="p"/>
                   <m:scr m:val="double-struck"/>
+                  <m:sty m:val="p"/>
                 </m:rPr>
                 <m:t>P</m:t>
               </m:r>
-              <m:d>
-                <m:dPr>
-                  <m:begChr m:val="("/>
-                  <m:sepChr m:val=""/>
-                  <m:endChr m:val=")"/>
-                  <m:grow/>
-                </m:dPr>
-                <m:e>
-                  <m:r>
-                    <m:t>B</m:t>
-                  </m:r>
-                </m:e>
-              </m:d>
+              <m:r>
+                <m:rPr>
+                  <m:sty m:val="p"/>
+                </m:rPr>
+                <m:t>(</m:t>
+              </m:r>
+              <m:r>
+                <m:t>B</m:t>
+              </m:r>
+              <m:r>
+                <m:rPr>
+                  <m:sty m:val="p"/>
+                </m:rPr>
+                <m:t>)</m:t>
+              </m:r>
             </m:oMath>
             <w:r>
               <w:t xml:space="preserve"> </w:t>
@@ -6294,24 +6408,26 @@
               <m:oMath>
                 <m:r>
                   <m:rPr>
-                    <m:sty m:val="p"/>
                     <m:scr m:val="double-struck"/>
+                    <m:sty m:val="p"/>
                   </m:rPr>
                   <m:t>P</m:t>
                 </m:r>
-                <m:d>
-                  <m:dPr>
-                    <m:begChr m:val="("/>
-                    <m:sepChr m:val=""/>
-                    <m:endChr m:val=")"/>
-                    <m:grow/>
-                  </m:dPr>
-                  <m:e>
-                    <m:r>
-                      <m:t>B</m:t>
-                    </m:r>
-                  </m:e>
-                </m:d>
+                <m:r>
+                  <m:rPr>
+                    <m:sty m:val="p"/>
+                  </m:rPr>
+                  <m:t>(</m:t>
+                </m:r>
+                <m:r>
+                  <m:t>B</m:t>
+                </m:r>
+                <m:r>
+                  <m:rPr>
+                    <m:sty m:val="p"/>
+                  </m:rPr>
+                  <m:t>)</m:t>
+                </m:r>
                 <m:r>
                   <m:rPr>
                     <m:sty m:val="p"/>
@@ -6374,33 +6490,35 @@
             <m:oMath>
               <m:r>
                 <m:rPr>
-                  <m:sty m:val="p"/>
                   <m:scr m:val="double-struck"/>
+                  <m:sty m:val="p"/>
                 </m:rPr>
                 <m:t>P</m:t>
               </m:r>
-              <m:d>
-                <m:dPr>
-                  <m:begChr m:val="("/>
-                  <m:sepChr m:val=""/>
-                  <m:endChr m:val=")"/>
-                  <m:grow/>
-                </m:dPr>
-                <m:e>
-                  <m:r>
-                    <m:t>A</m:t>
-                  </m:r>
-                  <m:r>
-                    <m:rPr>
-                      <m:sty m:val="p"/>
-                    </m:rPr>
-                    <m:t>∩</m:t>
-                  </m:r>
-                  <m:r>
-                    <m:t>B</m:t>
-                  </m:r>
-                </m:e>
-              </m:d>
+              <m:r>
+                <m:rPr>
+                  <m:sty m:val="p"/>
+                </m:rPr>
+                <m:t>(</m:t>
+              </m:r>
+              <m:r>
+                <m:t>A</m:t>
+              </m:r>
+              <m:r>
+                <m:rPr>
+                  <m:sty m:val="p"/>
+                </m:rPr>
+                <m:t>∩</m:t>
+              </m:r>
+              <m:r>
+                <m:t>B</m:t>
+              </m:r>
+              <m:r>
+                <m:rPr>
+                  <m:sty m:val="p"/>
+                </m:rPr>
+                <m:t>)</m:t>
+              </m:r>
             </m:oMath>
             <w:r>
               <w:t xml:space="preserve"> </w:t>
@@ -6420,33 +6538,35 @@
               <m:oMath>
                 <m:r>
                   <m:rPr>
-                    <m:sty m:val="p"/>
                     <m:scr m:val="double-struck"/>
+                    <m:sty m:val="p"/>
                   </m:rPr>
                   <m:t>P</m:t>
                 </m:r>
-                <m:d>
-                  <m:dPr>
-                    <m:begChr m:val="("/>
-                    <m:sepChr m:val=""/>
-                    <m:endChr m:val=")"/>
-                    <m:grow/>
-                  </m:dPr>
-                  <m:e>
-                    <m:r>
-                      <m:t>A</m:t>
-                    </m:r>
-                    <m:r>
-                      <m:rPr>
-                        <m:sty m:val="p"/>
-                      </m:rPr>
-                      <m:t>∩</m:t>
-                    </m:r>
-                    <m:r>
-                      <m:t>B</m:t>
-                    </m:r>
-                  </m:e>
-                </m:d>
+                <m:r>
+                  <m:rPr>
+                    <m:sty m:val="p"/>
+                  </m:rPr>
+                  <m:t>(</m:t>
+                </m:r>
+                <m:r>
+                  <m:t>A</m:t>
+                </m:r>
+                <m:r>
+                  <m:rPr>
+                    <m:sty m:val="p"/>
+                  </m:rPr>
+                  <m:t>∩</m:t>
+                </m:r>
+                <m:r>
+                  <m:t>B</m:t>
+                </m:r>
+                <m:r>
+                  <m:rPr>
+                    <m:sty m:val="p"/>
+                  </m:rPr>
+                  <m:t>)</m:t>
+                </m:r>
                 <m:r>
                   <m:rPr>
                     <m:sty m:val="p"/>
@@ -6496,44 +6616,48 @@
               <m:oMath>
                 <m:r>
                   <m:rPr>
-                    <m:sty m:val="p"/>
                     <m:scr m:val="double-struck"/>
+                    <m:sty m:val="p"/>
                   </m:rPr>
                   <m:t>P</m:t>
                 </m:r>
-                <m:d>
-                  <m:dPr>
-                    <m:begChr m:val="("/>
-                    <m:sepChr m:val=""/>
-                    <m:endChr m:val=")"/>
-                    <m:grow/>
-                  </m:dPr>
-                  <m:e>
-                    <m:r>
-                      <m:t>A</m:t>
-                    </m:r>
-                  </m:e>
-                </m:d>
-                <m:r>
-                  <m:rPr>
-                    <m:sty m:val="p"/>
+                <m:r>
+                  <m:rPr>
+                    <m:sty m:val="p"/>
+                  </m:rPr>
+                  <m:t>(</m:t>
+                </m:r>
+                <m:r>
+                  <m:t>A</m:t>
+                </m:r>
+                <m:r>
+                  <m:rPr>
+                    <m:sty m:val="p"/>
+                  </m:rPr>
+                  <m:t>)</m:t>
+                </m:r>
+                <m:r>
+                  <m:rPr>
                     <m:scr m:val="double-struck"/>
+                    <m:sty m:val="p"/>
                   </m:rPr>
                   <m:t>P</m:t>
                 </m:r>
-                <m:d>
-                  <m:dPr>
-                    <m:begChr m:val="("/>
-                    <m:sepChr m:val=""/>
-                    <m:endChr m:val=")"/>
-                    <m:grow/>
-                  </m:dPr>
-                  <m:e>
-                    <m:r>
-                      <m:t>B</m:t>
-                    </m:r>
-                  </m:e>
-                </m:d>
+                <m:r>
+                  <m:rPr>
+                    <m:sty m:val="p"/>
+                  </m:rPr>
+                  <m:t>(</m:t>
+                </m:r>
+                <m:r>
+                  <m:t>B</m:t>
+                </m:r>
+                <m:r>
+                  <m:rPr>
+                    <m:sty m:val="p"/>
+                  </m:rPr>
+                  <m:t>)</m:t>
+                </m:r>
                 <m:r>
                   <m:rPr>
                     <m:sty m:val="p"/>
@@ -6633,33 +6757,35 @@
               <m:oMath>
                 <m:r>
                   <m:rPr>
-                    <m:sty m:val="p"/>
                     <m:scr m:val="double-struck"/>
+                    <m:sty m:val="p"/>
                   </m:rPr>
                   <m:t>P</m:t>
                 </m:r>
-                <m:d>
-                  <m:dPr>
-                    <m:begChr m:val="("/>
-                    <m:sepChr m:val=""/>
-                    <m:endChr m:val=")"/>
-                    <m:grow/>
-                  </m:dPr>
-                  <m:e>
-                    <m:r>
-                      <m:t>A</m:t>
-                    </m:r>
-                    <m:r>
-                      <m:rPr>
-                        <m:sty m:val="p"/>
-                      </m:rPr>
-                      <m:t>∩</m:t>
-                    </m:r>
-                    <m:r>
-                      <m:t>B</m:t>
-                    </m:r>
-                  </m:e>
-                </m:d>
+                <m:r>
+                  <m:rPr>
+                    <m:sty m:val="p"/>
+                  </m:rPr>
+                  <m:t>(</m:t>
+                </m:r>
+                <m:r>
+                  <m:t>A</m:t>
+                </m:r>
+                <m:r>
+                  <m:rPr>
+                    <m:sty m:val="p"/>
+                  </m:rPr>
+                  <m:t>∩</m:t>
+                </m:r>
+                <m:r>
+                  <m:t>B</m:t>
+                </m:r>
+                <m:r>
+                  <m:rPr>
+                    <m:sty m:val="p"/>
+                  </m:rPr>
+                  <m:t>)</m:t>
+                </m:r>
                 <m:r>
                   <m:rPr>
                     <m:sty m:val="p"/>
@@ -6689,44 +6815,48 @@
                 </m:r>
                 <m:r>
                   <m:rPr>
-                    <m:sty m:val="p"/>
                     <m:scr m:val="double-struck"/>
+                    <m:sty m:val="p"/>
                   </m:rPr>
                   <m:t>P</m:t>
                 </m:r>
-                <m:d>
-                  <m:dPr>
-                    <m:begChr m:val="("/>
-                    <m:sepChr m:val=""/>
-                    <m:endChr m:val=")"/>
-                    <m:grow/>
-                  </m:dPr>
-                  <m:e>
-                    <m:r>
-                      <m:t>A</m:t>
-                    </m:r>
-                  </m:e>
-                </m:d>
-                <m:r>
-                  <m:rPr>
-                    <m:sty m:val="p"/>
+                <m:r>
+                  <m:rPr>
+                    <m:sty m:val="p"/>
+                  </m:rPr>
+                  <m:t>(</m:t>
+                </m:r>
+                <m:r>
+                  <m:t>A</m:t>
+                </m:r>
+                <m:r>
+                  <m:rPr>
+                    <m:sty m:val="p"/>
+                  </m:rPr>
+                  <m:t>)</m:t>
+                </m:r>
+                <m:r>
+                  <m:rPr>
                     <m:scr m:val="double-struck"/>
+                    <m:sty m:val="p"/>
                   </m:rPr>
                   <m:t>P</m:t>
                 </m:r>
-                <m:d>
-                  <m:dPr>
-                    <m:begChr m:val="("/>
-                    <m:sepChr m:val=""/>
-                    <m:endChr m:val=")"/>
-                    <m:grow/>
-                  </m:dPr>
-                  <m:e>
-                    <m:r>
-                      <m:t>B</m:t>
-                    </m:r>
-                  </m:e>
-                </m:d>
+                <m:r>
+                  <m:rPr>
+                    <m:sty m:val="p"/>
+                  </m:rPr>
+                  <m:t>(</m:t>
+                </m:r>
+                <m:r>
+                  <m:t>B</m:t>
+                </m:r>
+                <m:r>
+                  <m:rPr>
+                    <m:sty m:val="p"/>
+                  </m:rPr>
+                  <m:t>)</m:t>
+                </m:r>
                 <m:r>
                   <m:rPr>
                     <m:sty m:val="p"/>
@@ -6791,8 +6921,8 @@
         </w:tc>
       </w:tr>
     </w:tbl>
-    <w:bookmarkEnd w:id="51"/>
-    <w:bookmarkStart w:id="52" w:name="disjoint-events"/>
+    <w:bookmarkEnd w:id="40"/>
+    <w:bookmarkStart w:id="41" w:name="disjoint-events"/>
     <w:p>
       <w:pPr>
         <w:pStyle w:val="Heading1"/>
@@ -6918,33 +7048,35 @@
         <m:oMath>
           <m:r>
             <m:rPr>
+              <m:scr m:val="double-struck"/>
               <m:sty m:val="p"/>
-              <m:scr m:val="double-struck"/>
             </m:rPr>
             <m:t>P</m:t>
           </m:r>
-          <m:d>
-            <m:dPr>
-              <m:begChr m:val="("/>
-              <m:sepChr m:val=""/>
-              <m:endChr m:val=")"/>
-              <m:grow/>
-            </m:dPr>
-            <m:e>
-              <m:r>
-                <m:t>A</m:t>
-              </m:r>
-              <m:r>
-                <m:rPr>
-                  <m:sty m:val="p"/>
-                </m:rPr>
-                <m:t>∩</m:t>
-              </m:r>
-              <m:r>
-                <m:t>B</m:t>
-              </m:r>
-            </m:e>
-          </m:d>
+          <m:r>
+            <m:rPr>
+              <m:sty m:val="p"/>
+            </m:rPr>
+            <m:t>(</m:t>
+          </m:r>
+          <m:r>
+            <m:t>A</m:t>
+          </m:r>
+          <m:r>
+            <m:rPr>
+              <m:sty m:val="p"/>
+            </m:rPr>
+            <m:t>∩</m:t>
+          </m:r>
+          <m:r>
+            <m:t>B</m:t>
+          </m:r>
+          <m:r>
+            <m:rPr>
+              <m:sty m:val="p"/>
+            </m:rPr>
+            <m:t>)</m:t>
+          </m:r>
           <m:r>
             <m:rPr>
               <m:sty m:val="p"/>
@@ -7032,33 +7164,35 @@
         <m:oMath>
           <m:r>
             <m:rPr>
+              <m:scr m:val="double-struck"/>
               <m:sty m:val="p"/>
-              <m:scr m:val="double-struck"/>
             </m:rPr>
             <m:t>P</m:t>
           </m:r>
-          <m:d>
-            <m:dPr>
-              <m:begChr m:val="("/>
-              <m:sepChr m:val=""/>
-              <m:endChr m:val=")"/>
-              <m:grow/>
-            </m:dPr>
-            <m:e>
-              <m:r>
-                <m:t>A</m:t>
-              </m:r>
-              <m:r>
-                <m:rPr>
-                  <m:sty m:val="p"/>
-                </m:rPr>
-                <m:t>∩</m:t>
-              </m:r>
-              <m:r>
-                <m:t>B</m:t>
-              </m:r>
-            </m:e>
-          </m:d>
+          <m:r>
+            <m:rPr>
+              <m:sty m:val="p"/>
+            </m:rPr>
+            <m:t>(</m:t>
+          </m:r>
+          <m:r>
+            <m:t>A</m:t>
+          </m:r>
+          <m:r>
+            <m:rPr>
+              <m:sty m:val="p"/>
+            </m:rPr>
+            <m:t>∩</m:t>
+          </m:r>
+          <m:r>
+            <m:t>B</m:t>
+          </m:r>
+          <m:r>
+            <m:rPr>
+              <m:sty m:val="p"/>
+            </m:rPr>
+            <m:t>)</m:t>
+          </m:r>
           <m:r>
             <m:rPr>
               <m:sty m:val="p"/>
@@ -7067,44 +7201,48 @@
           </m:r>
           <m:r>
             <m:rPr>
+              <m:scr m:val="double-struck"/>
               <m:sty m:val="p"/>
-              <m:scr m:val="double-struck"/>
             </m:rPr>
             <m:t>P</m:t>
           </m:r>
-          <m:d>
-            <m:dPr>
-              <m:begChr m:val="("/>
-              <m:sepChr m:val=""/>
-              <m:endChr m:val=")"/>
-              <m:grow/>
-            </m:dPr>
-            <m:e>
-              <m:r>
-                <m:t>A</m:t>
-              </m:r>
-            </m:e>
-          </m:d>
           <m:r>
             <m:rPr>
               <m:sty m:val="p"/>
+            </m:rPr>
+            <m:t>(</m:t>
+          </m:r>
+          <m:r>
+            <m:t>A</m:t>
+          </m:r>
+          <m:r>
+            <m:rPr>
+              <m:sty m:val="p"/>
+            </m:rPr>
+            <m:t>)</m:t>
+          </m:r>
+          <m:r>
+            <m:rPr>
               <m:scr m:val="double-struck"/>
+              <m:sty m:val="p"/>
             </m:rPr>
             <m:t>P</m:t>
           </m:r>
-          <m:d>
-            <m:dPr>
-              <m:begChr m:val="("/>
-              <m:sepChr m:val=""/>
-              <m:endChr m:val=")"/>
-              <m:grow/>
-            </m:dPr>
-            <m:e>
-              <m:r>
-                <m:t>B</m:t>
-              </m:r>
-            </m:e>
-          </m:d>
+          <m:r>
+            <m:rPr>
+              <m:sty m:val="p"/>
+            </m:rPr>
+            <m:t>(</m:t>
+          </m:r>
+          <m:r>
+            <m:t>B</m:t>
+          </m:r>
+          <m:r>
+            <m:rPr>
+              <m:sty m:val="p"/>
+            </m:rPr>
+            <m:t>)</m:t>
+          </m:r>
           <m:r>
             <m:rPr>
               <m:sty m:val="p"/>
@@ -7236,33 +7374,35 @@
             <m:oMath>
               <m:r>
                 <m:rPr>
-                  <m:sty m:val="p"/>
                   <m:scr m:val="double-struck"/>
+                  <m:sty m:val="p"/>
                 </m:rPr>
                 <m:t>P</m:t>
               </m:r>
-              <m:d>
-                <m:dPr>
-                  <m:begChr m:val="("/>
-                  <m:sepChr m:val=""/>
-                  <m:endChr m:val=")"/>
-                  <m:grow/>
-                </m:dPr>
-                <m:e>
-                  <m:r>
-                    <m:t>A</m:t>
-                  </m:r>
-                  <m:r>
-                    <m:rPr>
-                      <m:sty m:val="p"/>
-                    </m:rPr>
-                    <m:t>∩</m:t>
-                  </m:r>
-                  <m:r>
-                    <m:t>B</m:t>
-                  </m:r>
-                </m:e>
-              </m:d>
+              <m:r>
+                <m:rPr>
+                  <m:sty m:val="p"/>
+                </m:rPr>
+                <m:t>(</m:t>
+              </m:r>
+              <m:r>
+                <m:t>A</m:t>
+              </m:r>
+              <m:r>
+                <m:rPr>
+                  <m:sty m:val="p"/>
+                </m:rPr>
+                <m:t>∩</m:t>
+              </m:r>
+              <m:r>
+                <m:t>B</m:t>
+              </m:r>
+              <m:r>
+                <m:rPr>
+                  <m:sty m:val="p"/>
+                </m:rPr>
+                <m:t>)</m:t>
+              </m:r>
               <m:r>
                 <m:rPr>
                   <m:sty m:val="p"/>
@@ -7285,33 +7425,35 @@
             <m:oMath>
               <m:r>
                 <m:rPr>
-                  <m:sty m:val="p"/>
                   <m:scr m:val="double-struck"/>
+                  <m:sty m:val="p"/>
                 </m:rPr>
                 <m:t>P</m:t>
               </m:r>
-              <m:d>
-                <m:dPr>
-                  <m:begChr m:val="("/>
-                  <m:sepChr m:val=""/>
-                  <m:endChr m:val=")"/>
-                  <m:grow/>
-                </m:dPr>
-                <m:e>
-                  <m:r>
-                    <m:t>A</m:t>
-                  </m:r>
-                  <m:r>
-                    <m:rPr>
-                      <m:sty m:val="p"/>
-                    </m:rPr>
-                    <m:t>∩</m:t>
-                  </m:r>
-                  <m:r>
-                    <m:t>B</m:t>
-                  </m:r>
-                </m:e>
-              </m:d>
+              <m:r>
+                <m:rPr>
+                  <m:sty m:val="p"/>
+                </m:rPr>
+                <m:t>(</m:t>
+              </m:r>
+              <m:r>
+                <m:t>A</m:t>
+              </m:r>
+              <m:r>
+                <m:rPr>
+                  <m:sty m:val="p"/>
+                </m:rPr>
+                <m:t>∩</m:t>
+              </m:r>
+              <m:r>
+                <m:t>B</m:t>
+              </m:r>
+              <m:r>
+                <m:rPr>
+                  <m:sty m:val="p"/>
+                </m:rPr>
+                <m:t>)</m:t>
+              </m:r>
               <m:r>
                 <m:rPr>
                   <m:sty m:val="p"/>
@@ -7320,44 +7462,48 @@
               </m:r>
               <m:r>
                 <m:rPr>
-                  <m:sty m:val="p"/>
                   <m:scr m:val="double-struck"/>
+                  <m:sty m:val="p"/>
                 </m:rPr>
                 <m:t>P</m:t>
               </m:r>
-              <m:d>
-                <m:dPr>
-                  <m:begChr m:val="("/>
-                  <m:sepChr m:val=""/>
-                  <m:endChr m:val=")"/>
-                  <m:grow/>
-                </m:dPr>
-                <m:e>
-                  <m:r>
-                    <m:t>A</m:t>
-                  </m:r>
-                </m:e>
-              </m:d>
-              <m:r>
-                <m:rPr>
-                  <m:sty m:val="p"/>
+              <m:r>
+                <m:rPr>
+                  <m:sty m:val="p"/>
+                </m:rPr>
+                <m:t>(</m:t>
+              </m:r>
+              <m:r>
+                <m:t>A</m:t>
+              </m:r>
+              <m:r>
+                <m:rPr>
+                  <m:sty m:val="p"/>
+                </m:rPr>
+                <m:t>)</m:t>
+              </m:r>
+              <m:r>
+                <m:rPr>
                   <m:scr m:val="double-struck"/>
+                  <m:sty m:val="p"/>
                 </m:rPr>
                 <m:t>P</m:t>
               </m:r>
-              <m:d>
-                <m:dPr>
-                  <m:begChr m:val="("/>
-                  <m:sepChr m:val=""/>
-                  <m:endChr m:val=")"/>
-                  <m:grow/>
-                </m:dPr>
-                <m:e>
-                  <m:r>
-                    <m:t>B</m:t>
-                  </m:r>
-                </m:e>
-              </m:d>
+              <m:r>
+                <m:rPr>
+                  <m:sty m:val="p"/>
+                </m:rPr>
+                <m:t>(</m:t>
+              </m:r>
+              <m:r>
+                <m:t>B</m:t>
+              </m:r>
+              <m:r>
+                <m:rPr>
+                  <m:sty m:val="p"/>
+                </m:rPr>
+                <m:t>)</m:t>
+              </m:r>
             </m:oMath>
           </w:p>
         </w:tc>
@@ -7409,8 +7555,8 @@
         <w:t xml:space="preserve">Table 1: Table comparing the key differences between disjoint and independent events.</w:t>
       </w:r>
     </w:p>
-    <w:bookmarkEnd w:id="52"/>
-    <w:bookmarkStart w:id="53" w:name="quick-check-problems"/>
+    <w:bookmarkEnd w:id="41"/>
+    <w:bookmarkStart w:id="42" w:name="quick-check-problems"/>
     <w:p>
       <w:pPr>
         <w:pStyle w:val="Heading1"/>
@@ -7458,33 +7604,35 @@
       <m:oMath>
         <m:r>
           <m:rPr>
+            <m:scr m:val="double-struck"/>
             <m:sty m:val="p"/>
-            <m:scr m:val="double-struck"/>
           </m:rPr>
           <m:t>P</m:t>
         </m:r>
-        <m:d>
-          <m:dPr>
-            <m:begChr m:val="("/>
-            <m:sepChr m:val=""/>
-            <m:endChr m:val=")"/>
-            <m:grow/>
-          </m:dPr>
-          <m:e>
-            <m:r>
-              <m:t>A</m:t>
-            </m:r>
-            <m:r>
-              <m:rPr>
-                <m:sty m:val="p"/>
-              </m:rPr>
-              <m:t>∣</m:t>
-            </m:r>
-            <m:r>
-              <m:t>B</m:t>
-            </m:r>
-          </m:e>
-        </m:d>
+        <m:r>
+          <m:rPr>
+            <m:sty m:val="p"/>
+          </m:rPr>
+          <m:t>(</m:t>
+        </m:r>
+        <m:r>
+          <m:t>A</m:t>
+        </m:r>
+        <m:r>
+          <m:rPr>
+            <m:sty m:val="p"/>
+          </m:rPr>
+          <m:t>∣</m:t>
+        </m:r>
+        <m:r>
+          <m:t>B</m:t>
+        </m:r>
+        <m:r>
+          <m:rPr>
+            <m:sty m:val="p"/>
+          </m:rPr>
+          <m:t>)</m:t>
+        </m:r>
         <m:r>
           <m:rPr>
             <m:sty m:val="p"/>
@@ -7493,24 +7641,26 @@
         </m:r>
         <m:r>
           <m:rPr>
+            <m:scr m:val="double-struck"/>
             <m:sty m:val="p"/>
-            <m:scr m:val="double-struck"/>
           </m:rPr>
           <m:t>P</m:t>
         </m:r>
-        <m:d>
-          <m:dPr>
-            <m:begChr m:val="("/>
-            <m:sepChr m:val=""/>
-            <m:endChr m:val=")"/>
-            <m:grow/>
-          </m:dPr>
-          <m:e>
-            <m:r>
-              <m:t>A</m:t>
-            </m:r>
-          </m:e>
-        </m:d>
+        <m:r>
+          <m:rPr>
+            <m:sty m:val="p"/>
+          </m:rPr>
+          <m:t>(</m:t>
+        </m:r>
+        <m:r>
+          <m:t>A</m:t>
+        </m:r>
+        <m:r>
+          <m:rPr>
+            <m:sty m:val="p"/>
+          </m:rPr>
+          <m:t>)</m:t>
+        </m:r>
       </m:oMath>
       <w:r>
         <w:t xml:space="preserve">, then</w:t>
@@ -7622,24 +7772,26 @@
       <m:oMath>
         <m:r>
           <m:rPr>
+            <m:scr m:val="double-struck"/>
             <m:sty m:val="p"/>
-            <m:scr m:val="double-struck"/>
           </m:rPr>
           <m:t>P</m:t>
         </m:r>
-        <m:d>
-          <m:dPr>
-            <m:begChr m:val="("/>
-            <m:sepChr m:val=""/>
-            <m:endChr m:val=")"/>
-            <m:grow/>
-          </m:dPr>
-          <m:e>
-            <m:r>
-              <m:t>A</m:t>
-            </m:r>
-          </m:e>
-        </m:d>
+        <m:r>
+          <m:rPr>
+            <m:sty m:val="p"/>
+          </m:rPr>
+          <m:t>(</m:t>
+        </m:r>
+        <m:r>
+          <m:t>A</m:t>
+        </m:r>
+        <m:r>
+          <m:rPr>
+            <m:sty m:val="p"/>
+          </m:rPr>
+          <m:t>)</m:t>
+        </m:r>
         <m:r>
           <m:rPr>
             <m:sty m:val="p"/>
@@ -7659,24 +7811,26 @@
       <m:oMath>
         <m:r>
           <m:rPr>
+            <m:scr m:val="double-struck"/>
             <m:sty m:val="p"/>
-            <m:scr m:val="double-struck"/>
           </m:rPr>
           <m:t>P</m:t>
         </m:r>
-        <m:d>
-          <m:dPr>
-            <m:begChr m:val="("/>
-            <m:sepChr m:val=""/>
-            <m:endChr m:val=")"/>
-            <m:grow/>
-          </m:dPr>
-          <m:e>
-            <m:r>
-              <m:t>B</m:t>
-            </m:r>
-          </m:e>
-        </m:d>
+        <m:r>
+          <m:rPr>
+            <m:sty m:val="p"/>
+          </m:rPr>
+          <m:t>(</m:t>
+        </m:r>
+        <m:r>
+          <m:t>B</m:t>
+        </m:r>
+        <m:r>
+          <m:rPr>
+            <m:sty m:val="p"/>
+          </m:rPr>
+          <m:t>)</m:t>
+        </m:r>
         <m:r>
           <m:rPr>
             <m:sty m:val="p"/>
@@ -7696,33 +7850,35 @@
       <m:oMath>
         <m:r>
           <m:rPr>
+            <m:scr m:val="double-struck"/>
             <m:sty m:val="p"/>
-            <m:scr m:val="double-struck"/>
           </m:rPr>
           <m:t>P</m:t>
         </m:r>
-        <m:d>
-          <m:dPr>
-            <m:begChr m:val="("/>
-            <m:sepChr m:val=""/>
-            <m:endChr m:val=")"/>
-            <m:grow/>
-          </m:dPr>
-          <m:e>
-            <m:r>
-              <m:t>A</m:t>
-            </m:r>
-            <m:r>
-              <m:rPr>
-                <m:sty m:val="p"/>
-              </m:rPr>
-              <m:t>∩</m:t>
-            </m:r>
-            <m:r>
-              <m:t>B</m:t>
-            </m:r>
-          </m:e>
-        </m:d>
+        <m:r>
+          <m:rPr>
+            <m:sty m:val="p"/>
+          </m:rPr>
+          <m:t>(</m:t>
+        </m:r>
+        <m:r>
+          <m:t>A</m:t>
+        </m:r>
+        <m:r>
+          <m:rPr>
+            <m:sty m:val="p"/>
+          </m:rPr>
+          <m:t>∩</m:t>
+        </m:r>
+        <m:r>
+          <m:t>B</m:t>
+        </m:r>
+        <m:r>
+          <m:rPr>
+            <m:sty m:val="p"/>
+          </m:rPr>
+          <m:t>)</m:t>
+        </m:r>
         <m:r>
           <m:rPr>
             <m:sty m:val="p"/>
@@ -7792,16 +7948,7 @@
         <w:t xml:space="preserve"> </w:t>
       </w:r>
       <w:r>
-        <w:t xml:space="preserve">=</w:t>
-      </w:r>
-      <w:r>
-        <w:t xml:space="preserve"> </w:t>
-      </w:r>
-      <w:r>
-        <w:t xml:space="preserve">“rolling an even number”</w:t>
-      </w:r>
-      <w:r>
-        <w:t xml:space="preserve">,</w:t>
+        <w:t xml:space="preserve">= “rolling an even number”,</w:t>
       </w:r>
       <w:r>
         <w:t xml:space="preserve"> </w:t>
@@ -7815,19 +7962,7 @@
         <w:t xml:space="preserve"> </w:t>
       </w:r>
       <w:r>
-        <w:t xml:space="preserve">=</w:t>
-      </w:r>
-      <w:r>
-        <w:t xml:space="preserve"> </w:t>
-      </w:r>
-      <w:r>
-        <w:t xml:space="preserve">“rolling a number greater than 4”</w:t>
-      </w:r>
-      <w:r>
-        <w:t xml:space="preserve"> </w:t>
-      </w:r>
-      <w:r>
-        <w:t xml:space="preserve">(on a fair six-sided die)</w:t>
+        <w:t xml:space="preserve">= “rolling a number greater than 4” (on a fair six-sided die)</w:t>
       </w:r>
     </w:p>
     <w:p>
@@ -7846,16 +7981,7 @@
         <w:t xml:space="preserve"> </w:t>
       </w:r>
       <w:r>
-        <w:t xml:space="preserve">=</w:t>
-      </w:r>
-      <w:r>
-        <w:t xml:space="preserve"> </w:t>
-      </w:r>
-      <w:r>
-        <w:t xml:space="preserve">“drawing a Queen”</w:t>
-      </w:r>
-      <w:r>
-        <w:t xml:space="preserve">,</w:t>
+        <w:t xml:space="preserve">= “drawing a Queen”,</w:t>
       </w:r>
       <w:r>
         <w:t xml:space="preserve"> </w:t>
@@ -7869,23 +7995,11 @@
         <w:t xml:space="preserve"> </w:t>
       </w:r>
       <w:r>
-        <w:t xml:space="preserve">=</w:t>
-      </w:r>
-      <w:r>
-        <w:t xml:space="preserve"> </w:t>
-      </w:r>
-      <w:r>
-        <w:t xml:space="preserve">“drawing a face card”</w:t>
-      </w:r>
-      <w:r>
-        <w:t xml:space="preserve"> </w:t>
-      </w:r>
-      <w:r>
-        <w:t xml:space="preserve">(from a standard deck)</w:t>
+        <w:t xml:space="preserve">= “drawing a face card” (from a standard deck)</w:t>
       </w:r>
     </w:p>
-    <w:bookmarkEnd w:id="53"/>
-    <w:bookmarkStart w:id="58" w:name="further-reading"/>
+    <w:bookmarkEnd w:id="42"/>
+    <w:bookmarkStart w:id="47" w:name="further-reading"/>
     <w:p>
       <w:pPr>
         <w:pStyle w:val="Heading1"/>
@@ -7898,7 +8012,7 @@
       <w:pPr>
         <w:pStyle w:val="FirstParagraph"/>
       </w:pPr>
-      <w:hyperlink r:id="rId54">
+      <w:hyperlink r:id="rId43">
         <w:r>
           <w:rPr>
             <w:rStyle w:val="Hyperlink"/>
@@ -7920,7 +8034,7 @@
       <w:r>
         <w:t xml:space="preserve"> </w:t>
       </w:r>
-      <w:hyperlink r:id="rId55">
+      <w:hyperlink r:id="rId44">
         <w:r>
           <w:rPr>
             <w:rStyle w:val="Hyperlink"/>
@@ -7932,7 +8046,7 @@
         <w:t xml:space="preserve">.</w:t>
       </w:r>
     </w:p>
-    <w:bookmarkStart w:id="57" w:name="version-history-and-licensing"/>
+    <w:bookmarkStart w:id="46" w:name="version-history-and-licensing"/>
     <w:p>
       <w:pPr>
         <w:pStyle w:val="Heading2"/>
@@ -7953,7 +8067,7 @@
       <w:pPr>
         <w:pStyle w:val="BodyText"/>
       </w:pPr>
-      <w:hyperlink r:id="rId56">
+      <w:hyperlink r:id="rId45">
         <w:r>
           <w:rPr>
             <w:rStyle w:val="Hyperlink"/>
@@ -7962,8 +8076,8 @@
         </w:r>
       </w:hyperlink>
     </w:p>
-    <w:bookmarkEnd w:id="57"/>
-    <w:bookmarkEnd w:id="58"/>
+    <w:bookmarkEnd w:id="46"/>
+    <w:bookmarkEnd w:id="47"/>
     <w:sectPr>
       <w:pgSz w:h="15840" w:w="12240"/>
       <w:pgMar w:bottom="1440" w:footer="720" w:gutter="0" w:header="720" w:left="1440" w:right="1440" w:top="1440"/>
